--- a/docs/ใบลาพักผ่อน_อินฟินิท(1).docx
+++ b/docs/ใบลาพักผ่อน_อินฟินิท(1).docx
@@ -342,6 +342,50 @@
         <w:rPr>
           <w:noProof/>
         </w:rPr>
+        <w:pict w14:anchorId="22E18AD0">
+          <v:shape id="_x0000_s2065" type="#_x0000_t202" style="position:absolute;margin-left:123.05pt;margin-top:20pt;width:144.5pt;height:22.75pt;z-index:251688960;visibility:visible;mso-height-percent:0;mso-wrap-distance-left:9pt;mso-wrap-distance-top:0;mso-wrap-distance-right:9pt;mso-wrap-distance-bottom:0;mso-position-horizontal-relative:text;mso-position-vertical-relative:text;mso-height-percent:0;mso-width-relative:margin;mso-height-relative:margin;v-text-anchor:top" o:gfxdata="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" filled="f" stroked="f" strokeweight=".5pt">
+            <v:textbox>
+              <w:txbxContent>
+                <w:p>
+                  <w:pPr>
+                    <w:rPr>
+                      <w:rFonts w:ascii="TH SarabunPSK" w:hAnsi="TH SarabunPSK" w:cs="TH SarabunPSK"/>
+                      <w:sz w:val="28"/>
+                    </w:rPr>
+                  </w:pPr>
+                  <w:r>
+                    <w:rPr>
+                      <w:rFonts w:ascii="TH SarabunPSK" w:hAnsi="TH SarabunPSK" w:cs="TH SarabunPSK" w:hint="cs"/>
+                      <w:sz w:val="28"/>
+                    </w:rPr>
+                    <w:t>${</w:t>
+                  </w:r>
+                  <w:proofErr w:type="spellStart"/>
+                  <w:r>
+                    <w:rPr>
+                      <w:rFonts w:ascii="TH SarabunPSK" w:hAnsi="TH SarabunPSK" w:cs="TH SarabunPSK"/>
+                      <w:sz w:val="28"/>
+                    </w:rPr>
+                    <w:t>prefix_employee_name</w:t>
+                  </w:r>
+                  <w:proofErr w:type="spellEnd"/>
+                  <w:r>
+                    <w:rPr>
+                      <w:rFonts w:ascii="TH SarabunPSK" w:hAnsi="TH SarabunPSK" w:cs="TH SarabunPSK" w:hint="cs"/>
+                      <w:sz w:val="28"/>
+                    </w:rPr>
+                    <w:t>}</w:t>
+                  </w:r>
+                </w:p>
+              </w:txbxContent>
+            </v:textbox>
+          </v:shape>
+        </w:pict>
+      </w:r>
+      <w:r>
+        <w:rPr>
+          <w:noProof/>
+        </w:rPr>
         <w:pict w14:anchorId="68843B03">
           <v:shape id="_x0000_s2066" type="#_x0000_t202" style="position:absolute;margin-left:325.2pt;margin-top:21pt;width:58.3pt;height:21.75pt;z-index:251691008;visibility:visible;mso-wrap-style:square;mso-width-percent:0;mso-wrap-distance-left:9pt;mso-wrap-distance-top:0;mso-wrap-distance-right:9pt;mso-wrap-distance-bottom:0;mso-position-horizontal-relative:text;mso-position-vertical-relative:text;mso-width-percent:0;mso-width-relative:margin;v-text-anchor:top" o:gfxdata="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" filled="f" stroked="f" strokeweight=".5pt">
             <v:textbox>
@@ -367,50 +411,6 @@
                     </w:rPr>
                     <w:t>position</w:t>
                   </w:r>
-                  <w:r>
-                    <w:rPr>
-                      <w:rFonts w:ascii="TH SarabunPSK" w:hAnsi="TH SarabunPSK" w:cs="TH SarabunPSK" w:hint="cs"/>
-                      <w:sz w:val="28"/>
-                    </w:rPr>
-                    <w:t>}</w:t>
-                  </w:r>
-                </w:p>
-              </w:txbxContent>
-            </v:textbox>
-          </v:shape>
-        </w:pict>
-      </w:r>
-      <w:r>
-        <w:rPr>
-          <w:noProof/>
-        </w:rPr>
-        <w:pict w14:anchorId="22E18AD0">
-          <v:shape id="_x0000_s2065" type="#_x0000_t202" style="position:absolute;margin-left:123.05pt;margin-top:20pt;width:116.25pt;height:22.75pt;z-index:251688960;visibility:visible;mso-wrap-style:square;mso-width-percent:0;mso-height-percent:0;mso-wrap-distance-left:9pt;mso-wrap-distance-top:0;mso-wrap-distance-right:9pt;mso-wrap-distance-bottom:0;mso-position-horizontal-relative:text;mso-position-vertical-relative:text;mso-width-percent:0;mso-height-percent:0;mso-width-relative:margin;mso-height-relative:margin;v-text-anchor:top" o:gfxdata="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" filled="f" stroked="f" strokeweight=".5pt">
-            <v:textbox>
-              <w:txbxContent>
-                <w:p>
-                  <w:pPr>
-                    <w:rPr>
-                      <w:rFonts w:ascii="TH SarabunPSK" w:hAnsi="TH SarabunPSK" w:cs="TH SarabunPSK"/>
-                      <w:sz w:val="28"/>
-                    </w:rPr>
-                  </w:pPr>
-                  <w:r>
-                    <w:rPr>
-                      <w:rFonts w:ascii="TH SarabunPSK" w:hAnsi="TH SarabunPSK" w:cs="TH SarabunPSK" w:hint="cs"/>
-                      <w:sz w:val="28"/>
-                    </w:rPr>
-                    <w:t>${</w:t>
-                  </w:r>
-                  <w:proofErr w:type="spellStart"/>
-                  <w:r>
-                    <w:rPr>
-                      <w:rFonts w:ascii="TH SarabunPSK" w:hAnsi="TH SarabunPSK" w:cs="TH SarabunPSK"/>
-                      <w:sz w:val="28"/>
-                    </w:rPr>
-                    <w:t>employee_name</w:t>
-                  </w:r>
-                  <w:proofErr w:type="spellEnd"/>
                   <w:r>
                     <w:rPr>
                       <w:rFonts w:ascii="TH SarabunPSK" w:hAnsi="TH SarabunPSK" w:cs="TH SarabunPSK" w:hint="cs"/>
@@ -1619,8 +1619,8 @@
           <w:noProof/>
         </w:rPr>
         <w:pict w14:anchorId="75413ADF">
-          <v:shape id="_x0000_s2064" type="#_x0000_t202" style="position:absolute;margin-left:76.7pt;margin-top:17.45pt;width:116.25pt;height:22.75pt;z-index:251686912;visibility:visible;mso-wrap-style:square;mso-width-percent:0;mso-height-percent:0;mso-wrap-distance-left:9pt;mso-wrap-distance-top:0;mso-wrap-distance-right:9pt;mso-wrap-distance-bottom:0;mso-position-horizontal-relative:text;mso-position-vertical-relative:text;mso-width-percent:0;mso-height-percent:0;mso-width-relative:margin;mso-height-relative:margin;v-text-anchor:top" o:gfxdata="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" filled="f" stroked="f" strokeweight=".5pt">
-            <v:textbox style="mso-next-textbox:#_x0000_s2064">
+          <v:shape id="_x0000_s2083" type="#_x0000_t202" style="position:absolute;margin-left:80.6pt;margin-top:7pt;width:116.25pt;height:57.2pt;z-index:251712512;visibility:visible;mso-wrap-style:square;mso-width-percent:0;mso-wrap-distance-left:9pt;mso-wrap-distance-top:0;mso-wrap-distance-right:9pt;mso-wrap-distance-bottom:0;mso-position-horizontal-relative:text;mso-position-vertical-relative:text;mso-width-percent:0;mso-width-relative:margin;mso-height-relative:margin;v-text-anchor:top" o:gfxdata="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" filled="f" stroked="f" strokeweight=".5pt">
+            <v:textbox style="mso-next-textbox:#_x0000_s2083">
               <w:txbxContent>
                 <w:p>
                   <w:pPr>
@@ -1631,7 +1631,7 @@
                   </w:pPr>
                   <w:r>
                     <w:rPr>
-                      <w:rFonts w:ascii="TH SarabunPSK" w:hAnsi="TH SarabunPSK" w:cs="TH SarabunPSK" w:hint="cs"/>
+                      <w:rFonts w:ascii="TH SarabunPSK" w:hAnsi="TH SarabunPSK" w:cs="TH SarabunPSK"/>
                       <w:sz w:val="28"/>
                     </w:rPr>
                     <w:t>${</w:t>
@@ -1642,16 +1642,24 @@
                       <w:rFonts w:ascii="TH SarabunPSK" w:hAnsi="TH SarabunPSK" w:cs="TH SarabunPSK"/>
                       <w:sz w:val="28"/>
                     </w:rPr>
-                    <w:t>employee_name</w:t>
+                    <w:t>employee_signature</w:t>
                   </w:r>
                   <w:proofErr w:type="spellEnd"/>
                   <w:r>
                     <w:rPr>
-                      <w:rFonts w:ascii="TH SarabunPSK" w:hAnsi="TH SarabunPSK" w:cs="TH SarabunPSK" w:hint="cs"/>
+                      <w:rFonts w:ascii="TH SarabunPSK" w:hAnsi="TH SarabunPSK" w:cs="TH SarabunPSK"/>
                       <w:sz w:val="28"/>
                     </w:rPr>
                     <w:t>}</w:t>
                   </w:r>
+                </w:p>
+                <w:p>
+                  <w:pPr>
+                    <w:rPr>
+                      <w:rFonts w:ascii="TH SarabunPSK" w:hAnsi="TH SarabunPSK" w:cs="TH SarabunPSK"/>
+                      <w:sz w:val="28"/>
+                    </w:rPr>
+                  </w:pPr>
                 </w:p>
               </w:txbxContent>
             </v:textbox>
@@ -1702,6 +1710,50 @@
         <w:rPr>
           <w:noProof/>
         </w:rPr>
+        <w:pict w14:anchorId="75413ADF">
+          <v:shape id="_x0000_s2064" type="#_x0000_t202" style="position:absolute;margin-left:1in;margin-top:18pt;width:116.25pt;height:22.75pt;z-index:251686912;visibility:visible;mso-wrap-style:square;mso-width-percent:0;mso-height-percent:0;mso-wrap-distance-left:9pt;mso-wrap-distance-top:0;mso-wrap-distance-right:9pt;mso-wrap-distance-bottom:0;mso-position-horizontal-relative:text;mso-position-vertical-relative:text;mso-width-percent:0;mso-height-percent:0;mso-width-relative:margin;mso-height-relative:margin;v-text-anchor:top" o:gfxdata="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" filled="f" stroked="f" strokeweight=".5pt">
+            <v:textbox style="mso-next-textbox:#_x0000_s2064">
+              <w:txbxContent>
+                <w:p>
+                  <w:pPr>
+                    <w:rPr>
+                      <w:rFonts w:ascii="TH SarabunPSK" w:hAnsi="TH SarabunPSK" w:cs="TH SarabunPSK"/>
+                      <w:sz w:val="28"/>
+                    </w:rPr>
+                  </w:pPr>
+                  <w:r>
+                    <w:rPr>
+                      <w:rFonts w:ascii="TH SarabunPSK" w:hAnsi="TH SarabunPSK" w:cs="TH SarabunPSK" w:hint="cs"/>
+                      <w:sz w:val="28"/>
+                    </w:rPr>
+                    <w:t>${</w:t>
+                  </w:r>
+                  <w:proofErr w:type="spellStart"/>
+                  <w:r>
+                    <w:rPr>
+                      <w:rFonts w:ascii="TH SarabunPSK" w:hAnsi="TH SarabunPSK" w:cs="TH SarabunPSK"/>
+                      <w:sz w:val="28"/>
+                    </w:rPr>
+                    <w:t>employee_name</w:t>
+                  </w:r>
+                  <w:proofErr w:type="spellEnd"/>
+                  <w:r>
+                    <w:rPr>
+                      <w:rFonts w:ascii="TH SarabunPSK" w:hAnsi="TH SarabunPSK" w:cs="TH SarabunPSK" w:hint="cs"/>
+                      <w:sz w:val="28"/>
+                    </w:rPr>
+                    <w:t>}</w:t>
+                  </w:r>
+                </w:p>
+              </w:txbxContent>
+            </v:textbox>
+          </v:shape>
+        </w:pict>
+      </w:r>
+      <w:r>
+        <w:rPr>
+          <w:noProof/>
+        </w:rPr>
         <w:pict w14:anchorId="73B90B23">
           <v:shape id="_x0000_s2103" type="#_x0000_t202" style="position:absolute;margin-left:87.45pt;margin-top:584.6pt;width:116.25pt;height:22.7pt;z-index:251753472;visibility:visible;mso-wrap-style:square;mso-width-percent:0;mso-height-percent:0;mso-wrap-distance-left:9pt;mso-wrap-distance-top:0;mso-wrap-distance-right:9pt;mso-wrap-distance-bottom:0;mso-position-horizontal:absolute;mso-position-horizontal-relative:text;mso-position-vertical:absolute;mso-position-vertical-relative:text;mso-width-percent:0;mso-height-percent:0;mso-width-relative:margin;mso-height-relative:margin;v-text-anchor:top" o:gfxdata="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" filled="f" stroked="f" strokeweight=".5pt">
             <v:textbox>
@@ -2572,58 +2624,6 @@
                     </w:rPr>
                     <w:t>}</w:t>
                   </w:r>
-                </w:p>
-              </w:txbxContent>
-            </v:textbox>
-          </v:shape>
-        </w:pict>
-      </w:r>
-      <w:r>
-        <w:rPr>
-          <w:noProof/>
-        </w:rPr>
-        <w:pict w14:anchorId="75413ADF">
-          <v:shape id="_x0000_s2083" type="#_x0000_t202" style="position:absolute;margin-left:70.9pt;margin-top:6.9pt;width:116.25pt;height:57.2pt;z-index:251712512;visibility:visible;mso-wrap-style:square;mso-width-percent:0;mso-wrap-distance-left:9pt;mso-wrap-distance-top:0;mso-wrap-distance-right:9pt;mso-wrap-distance-bottom:0;mso-position-horizontal-relative:text;mso-position-vertical-relative:text;mso-width-percent:0;mso-width-relative:margin;mso-height-relative:margin;v-text-anchor:top" o:gfxdata="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" filled="f" stroked="f" strokeweight=".5pt">
-            <v:textbox style="mso-next-textbox:#_x0000_s2083">
-              <w:txbxContent>
-                <w:p>
-                  <w:pPr>
-                    <w:rPr>
-                      <w:rFonts w:ascii="TH SarabunPSK" w:hAnsi="TH SarabunPSK" w:cs="TH SarabunPSK"/>
-                      <w:sz w:val="28"/>
-                    </w:rPr>
-                  </w:pPr>
-                  <w:r>
-                    <w:rPr>
-                      <w:rFonts w:ascii="TH SarabunPSK" w:hAnsi="TH SarabunPSK" w:cs="TH SarabunPSK"/>
-                      <w:sz w:val="28"/>
-                    </w:rPr>
-                    <w:t>${</w:t>
-                  </w:r>
-                  <w:proofErr w:type="spellStart"/>
-                  <w:r>
-                    <w:rPr>
-                      <w:rFonts w:ascii="TH SarabunPSK" w:hAnsi="TH SarabunPSK" w:cs="TH SarabunPSK"/>
-                      <w:sz w:val="28"/>
-                    </w:rPr>
-                    <w:t>employee_signature</w:t>
-                  </w:r>
-                  <w:proofErr w:type="spellEnd"/>
-                  <w:r>
-                    <w:rPr>
-                      <w:rFonts w:ascii="TH SarabunPSK" w:hAnsi="TH SarabunPSK" w:cs="TH SarabunPSK"/>
-                      <w:sz w:val="28"/>
-                    </w:rPr>
-                    <w:t>}</w:t>
-                  </w:r>
-                </w:p>
-                <w:p>
-                  <w:pPr>
-                    <w:rPr>
-                      <w:rFonts w:ascii="TH SarabunPSK" w:hAnsi="TH SarabunPSK" w:cs="TH SarabunPSK"/>
-                      <w:sz w:val="28"/>
-                    </w:rPr>
-                  </w:pPr>
                 </w:p>
               </w:txbxContent>
             </v:textbox>
@@ -4579,7 +4579,6 @@
   <w:style w:type="character" w:default="1" w:styleId="DefaultParagraphFont">
     <w:name w:val="Default Paragraph Font"/>
     <w:uiPriority w:val="1"/>
-    <w:semiHidden/>
     <w:unhideWhenUsed/>
   </w:style>
   <w:style w:type="table" w:default="1" w:styleId="TableNormal">

--- a/docs/ใบลาพักผ่อน_อินฟินิท(1).docx
+++ b/docs/ใบลาพักผ่อน_อินฟินิท(1).docx
@@ -585,6 +585,262 @@
         <w:rPr>
           <w:noProof/>
         </w:rPr>
+        <w:pict w14:anchorId="22F5A06F">
+          <v:shape id="_x0000_s2070" type="#_x0000_t202" style="position:absolute;margin-left:251.45pt;margin-top:19.65pt;width:191.95pt;height:29.6pt;z-index:251698176;visibility:visible;mso-wrap-distance-left:9pt;mso-wrap-distance-top:0;mso-wrap-distance-right:9pt;mso-wrap-distance-bottom:0;mso-position-horizontal-relative:text;mso-position-vertical-relative:text;mso-width-relative:margin;v-text-anchor:top" o:gfxdata="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" filled="f" stroked="f" strokeweight=".5pt">
+            <v:textbox style="mso-next-textbox:#_x0000_s2070">
+              <w:txbxContent>
+                <w:p>
+                  <w:pPr>
+                    <w:rPr>
+                      <w:rFonts w:ascii="TH SarabunPSK" w:hAnsi="TH SarabunPSK" w:cs="TH SarabunPSK"/>
+                      <w:sz w:val="28"/>
+                    </w:rPr>
+                  </w:pPr>
+                  <w:r>
+                    <w:rPr>
+                      <w:rFonts w:ascii="TH SarabunPSK" w:hAnsi="TH SarabunPSK" w:cs="TH SarabunPSK"/>
+                      <w:sz w:val="28"/>
+                    </w:rPr>
+                    <w:t>${</w:t>
+                  </w:r>
+                  <w:proofErr w:type="spellStart"/>
+                  <w:r>
+                    <w:rPr>
+                      <w:rFonts w:ascii="TH SarabunPSK" w:hAnsi="TH SarabunPSK" w:cs="TH SarabunPSK"/>
+                      <w:sz w:val="28"/>
+                    </w:rPr>
+                    <w:t>end_day</w:t>
+                  </w:r>
+                  <w:proofErr w:type="spellEnd"/>
+                  <w:r>
+                    <w:rPr>
+                      <w:rFonts w:ascii="TH SarabunPSK" w:hAnsi="TH SarabunPSK" w:cs="TH SarabunPSK"/>
+                      <w:sz w:val="28"/>
+                    </w:rPr>
+                    <w:t>}</w:t>
+                  </w:r>
+                  <w:r>
+                    <w:rPr>
+                      <w:rFonts w:ascii="TH SarabunPSK" w:hAnsi="TH SarabunPSK" w:cs="TH SarabunPSK" w:hint="cs"/>
+                      <w:sz w:val="28"/>
+                      <w:cs/>
+                    </w:rPr>
+                    <w:t xml:space="preserve"> </w:t>
+                  </w:r>
+                  <w:r>
+                    <w:rPr>
+                      <w:rFonts w:ascii="TH SarabunPSK" w:hAnsi="TH SarabunPSK" w:cs="TH SarabunPSK"/>
+                      <w:sz w:val="28"/>
+                    </w:rPr>
+                    <w:t>${</w:t>
+                  </w:r>
+                  <w:proofErr w:type="spellStart"/>
+                  <w:r>
+                    <w:rPr>
+                      <w:rFonts w:ascii="TH SarabunPSK" w:hAnsi="TH SarabunPSK" w:cs="TH SarabunPSK"/>
+                      <w:sz w:val="28"/>
+                    </w:rPr>
+                    <w:t>end_month</w:t>
+                  </w:r>
+                  <w:proofErr w:type="spellEnd"/>
+                  <w:r>
+                    <w:rPr>
+                      <w:rFonts w:ascii="TH SarabunPSK" w:hAnsi="TH SarabunPSK" w:cs="TH SarabunPSK"/>
+                      <w:sz w:val="28"/>
+                    </w:rPr>
+                    <w:t>}</w:t>
+                  </w:r>
+                  <w:r>
+                    <w:rPr>
+                      <w:rFonts w:ascii="TH SarabunPSK" w:hAnsi="TH SarabunPSK" w:cs="TH SarabunPSK" w:hint="cs"/>
+                      <w:sz w:val="28"/>
+                      <w:cs/>
+                    </w:rPr>
+                    <w:t xml:space="preserve"> </w:t>
+                  </w:r>
+                  <w:r>
+                    <w:rPr>
+                      <w:rFonts w:ascii="TH SarabunPSK" w:hAnsi="TH SarabunPSK" w:cs="TH SarabunPSK"/>
+                      <w:sz w:val="28"/>
+                    </w:rPr>
+                    <w:t>${</w:t>
+                  </w:r>
+                  <w:proofErr w:type="spellStart"/>
+                  <w:r>
+                    <w:rPr>
+                      <w:rFonts w:ascii="TH SarabunPSK" w:hAnsi="TH SarabunPSK" w:cs="TH SarabunPSK"/>
+                      <w:sz w:val="28"/>
+                    </w:rPr>
+                    <w:t>end_year</w:t>
+                  </w:r>
+                  <w:proofErr w:type="spellEnd"/>
+                  <w:r>
+                    <w:rPr>
+                      <w:rFonts w:ascii="TH SarabunPSK" w:hAnsi="TH SarabunPSK" w:cs="TH SarabunPSK"/>
+                      <w:sz w:val="28"/>
+                    </w:rPr>
+                    <w:t>}</w:t>
+                  </w:r>
+                </w:p>
+              </w:txbxContent>
+            </v:textbox>
+          </v:shape>
+        </w:pict>
+      </w:r>
+      <w:r>
+        <w:rPr>
+          <w:noProof/>
+        </w:rPr>
+        <w:pict w14:anchorId="514CE289">
+          <v:shape id="_x0000_s2069" type="#_x0000_t202" style="position:absolute;margin-left:37.25pt;margin-top:19.65pt;width:166.05pt;height:21.75pt;z-index:251696128;visibility:visible;mso-wrap-distance-left:9pt;mso-wrap-distance-top:0;mso-wrap-distance-right:9pt;mso-wrap-distance-bottom:0;mso-position-horizontal-relative:text;mso-position-vertical-relative:text;mso-width-relative:margin;v-text-anchor:top" o:gfxdata="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" filled="f" stroked="f" strokeweight=".5pt">
+            <v:textbox style="mso-next-textbox:#_x0000_s2069">
+              <w:txbxContent>
+                <w:p>
+                  <w:pPr>
+                    <w:rPr>
+                      <w:rFonts w:ascii="TH SarabunPSK" w:hAnsi="TH SarabunPSK" w:cs="TH SarabunPSK"/>
+                      <w:sz w:val="28"/>
+                    </w:rPr>
+                  </w:pPr>
+                  <w:r>
+                    <w:rPr>
+                      <w:rFonts w:ascii="TH SarabunPSK" w:hAnsi="TH SarabunPSK" w:cs="TH SarabunPSK"/>
+                      <w:sz w:val="28"/>
+                    </w:rPr>
+                    <w:t>${</w:t>
+                  </w:r>
+                  <w:proofErr w:type="spellStart"/>
+                  <w:r>
+                    <w:rPr>
+                      <w:rFonts w:ascii="TH SarabunPSK" w:hAnsi="TH SarabunPSK" w:cs="TH SarabunPSK"/>
+                      <w:sz w:val="28"/>
+                    </w:rPr>
+                    <w:t>start_day</w:t>
+                  </w:r>
+                  <w:proofErr w:type="spellEnd"/>
+                  <w:r>
+                    <w:rPr>
+                      <w:rFonts w:ascii="TH SarabunPSK" w:hAnsi="TH SarabunPSK" w:cs="TH SarabunPSK"/>
+                      <w:sz w:val="28"/>
+                    </w:rPr>
+                    <w:t>}</w:t>
+                  </w:r>
+                  <w:r>
+                    <w:rPr>
+                      <w:rFonts w:ascii="TH SarabunPSK" w:hAnsi="TH SarabunPSK" w:cs="TH SarabunPSK" w:hint="cs"/>
+                      <w:sz w:val="28"/>
+                      <w:cs/>
+                    </w:rPr>
+                    <w:t xml:space="preserve"> </w:t>
+                  </w:r>
+                  <w:r>
+                    <w:rPr>
+                      <w:rFonts w:ascii="TH SarabunPSK" w:hAnsi="TH SarabunPSK" w:cs="TH SarabunPSK"/>
+                      <w:sz w:val="28"/>
+                    </w:rPr>
+                    <w:t>${</w:t>
+                  </w:r>
+                  <w:proofErr w:type="spellStart"/>
+                  <w:r>
+                    <w:rPr>
+                      <w:rFonts w:ascii="TH SarabunPSK" w:hAnsi="TH SarabunPSK" w:cs="TH SarabunPSK"/>
+                      <w:sz w:val="28"/>
+                    </w:rPr>
+                    <w:t>start_month</w:t>
+                  </w:r>
+                  <w:proofErr w:type="spellEnd"/>
+                  <w:r>
+                    <w:rPr>
+                      <w:rFonts w:ascii="TH SarabunPSK" w:hAnsi="TH SarabunPSK" w:cs="TH SarabunPSK"/>
+                      <w:sz w:val="28"/>
+                    </w:rPr>
+                    <w:t>}</w:t>
+                  </w:r>
+                  <w:r>
+                    <w:rPr>
+                      <w:rFonts w:ascii="TH SarabunPSK" w:hAnsi="TH SarabunPSK" w:cs="TH SarabunPSK" w:hint="cs"/>
+                      <w:sz w:val="28"/>
+                      <w:cs/>
+                    </w:rPr>
+                    <w:t xml:space="preserve"> </w:t>
+                  </w:r>
+                  <w:r>
+                    <w:rPr>
+                      <w:rFonts w:ascii="TH SarabunPSK" w:hAnsi="TH SarabunPSK" w:cs="TH SarabunPSK"/>
+                      <w:sz w:val="28"/>
+                    </w:rPr>
+                    <w:t>${</w:t>
+                  </w:r>
+                  <w:proofErr w:type="spellStart"/>
+                  <w:r>
+                    <w:rPr>
+                      <w:rFonts w:ascii="TH SarabunPSK" w:hAnsi="TH SarabunPSK" w:cs="TH SarabunPSK"/>
+                      <w:sz w:val="28"/>
+                    </w:rPr>
+                    <w:t>start_year</w:t>
+                  </w:r>
+                  <w:proofErr w:type="spellEnd"/>
+                  <w:r>
+                    <w:rPr>
+                      <w:rFonts w:ascii="TH SarabunPSK" w:hAnsi="TH SarabunPSK" w:cs="TH SarabunPSK"/>
+                      <w:sz w:val="28"/>
+                    </w:rPr>
+                    <w:t>}</w:t>
+                  </w:r>
+                </w:p>
+              </w:txbxContent>
+            </v:textbox>
+          </v:shape>
+        </w:pict>
+      </w:r>
+      <w:r>
+        <w:rPr>
+          <w:noProof/>
+        </w:rPr>
+        <w:pict w14:anchorId="68843B03">
+          <v:shape id="_x0000_s2074" type="#_x0000_t202" style="position:absolute;margin-left:128.25pt;margin-top:38.95pt;width:47.25pt;height:21.75pt;z-index:251702272;visibility:visible;mso-wrap-distance-left:9pt;mso-wrap-distance-top:0;mso-wrap-distance-right:9pt;mso-wrap-distance-bottom:0;mso-position-horizontal-relative:text;mso-position-vertical-relative:text;mso-width-relative:margin;v-text-anchor:top" o:gfxdata="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" filled="f" stroked="f" strokeweight=".5pt">
+            <v:textbox style="mso-next-textbox:#_x0000_s2074">
+              <w:txbxContent>
+                <w:p>
+                  <w:pPr>
+                    <w:rPr>
+                      <w:rFonts w:ascii="TH SarabunPSK" w:hAnsi="TH SarabunPSK" w:cs="TH SarabunPSK"/>
+                      <w:sz w:val="28"/>
+                    </w:rPr>
+                  </w:pPr>
+                  <w:r>
+                    <w:rPr>
+                      <w:rFonts w:ascii="TH SarabunPSK" w:hAnsi="TH SarabunPSK" w:cs="TH SarabunPSK"/>
+                      <w:sz w:val="28"/>
+                    </w:rPr>
+                    <w:t>${</w:t>
+                  </w:r>
+                  <w:proofErr w:type="spellStart"/>
+                  <w:r>
+                    <w:rPr>
+                      <w:rFonts w:ascii="TH SarabunPSK" w:hAnsi="TH SarabunPSK" w:cs="TH SarabunPSK"/>
+                      <w:sz w:val="28"/>
+                    </w:rPr>
+                    <w:t>contact_phone</w:t>
+                  </w:r>
+                  <w:proofErr w:type="spellEnd"/>
+                  <w:r>
+                    <w:rPr>
+                      <w:rFonts w:ascii="TH SarabunPSK" w:hAnsi="TH SarabunPSK" w:cs="TH SarabunPSK"/>
+                      <w:sz w:val="28"/>
+                    </w:rPr>
+                    <w:t>}</w:t>
+                  </w:r>
+                </w:p>
+              </w:txbxContent>
+            </v:textbox>
+          </v:shape>
+        </w:pict>
+      </w:r>
+      <w:r>
+        <w:rPr>
+          <w:noProof/>
+        </w:rPr>
         <w:pict w14:anchorId="68843B03">
           <v:shape id="_x0000_s2075" type="#_x0000_t202" style="position:absolute;margin-left:283.9pt;margin-top:58.65pt;width:113.9pt;height:21.75pt;z-index:251703296;visibility:visible;mso-wrap-distance-left:9pt;mso-wrap-distance-top:0;mso-wrap-distance-right:9pt;mso-wrap-distance-bottom:0;mso-position-horizontal-relative:text;mso-position-vertical-relative:text;mso-width-relative:margin;v-text-anchor:top" o:gfxdata="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" filled="f" stroked="f" strokeweight=".5pt">
             <v:textbox style="mso-next-textbox:#_x0000_s2075">
@@ -629,9 +885,9 @@
         <w:rPr>
           <w:noProof/>
         </w:rPr>
-        <w:pict w14:anchorId="68843B03">
-          <v:shape id="_x0000_s2074" type="#_x0000_t202" style="position:absolute;margin-left:128.25pt;margin-top:38.95pt;width:54.4pt;height:21.75pt;z-index:251702272;visibility:visible;mso-wrap-distance-left:9pt;mso-wrap-distance-top:0;mso-wrap-distance-right:9pt;mso-wrap-distance-bottom:0;mso-position-horizontal-relative:text;mso-position-vertical-relative:text;mso-width-relative:margin;v-text-anchor:top" o:gfxdata="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" filled="f" stroked="f" strokeweight=".5pt">
-            <v:textbox style="mso-next-textbox:#_x0000_s2074">
+        <w:pict w14:anchorId="2ADA59FA">
+          <v:shape id="_x0000_s2072" type="#_x0000_t202" style="position:absolute;margin-left:226.7pt;margin-top:38.95pt;width:197.85pt;height:21.75pt;z-index:251701248;visibility:visible;mso-wrap-distance-left:9pt;mso-wrap-distance-top:0;mso-wrap-distance-right:9pt;mso-wrap-distance-bottom:0;mso-position-horizontal-relative:text;mso-position-vertical-relative:text;mso-width-relative:margin;v-text-anchor:top" o:gfxdata="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" filled="f" stroked="f" strokeweight=".5pt">
+            <v:textbox style="mso-next-textbox:#_x0000_s2072">
               <w:txbxContent>
                 <w:p>
                   <w:pPr>
@@ -642,26 +898,11 @@
                   </w:pPr>
                   <w:r>
                     <w:rPr>
-                      <w:rFonts w:ascii="TH SarabunPSK" w:hAnsi="TH SarabunPSK" w:cs="TH SarabunPSK"/>
-                      <w:sz w:val="28"/>
-                    </w:rPr>
-                    <w:t>${</w:t>
-                  </w:r>
-                  <w:proofErr w:type="spellStart"/>
-                  <w:r>
-                    <w:rPr>
-                      <w:rFonts w:ascii="TH SarabunPSK" w:hAnsi="TH SarabunPSK" w:cs="TH SarabunPSK"/>
-                      <w:sz w:val="28"/>
-                    </w:rPr>
-                    <w:t>contact_phone</w:t>
-                  </w:r>
-                  <w:proofErr w:type="spellEnd"/>
-                  <w:r>
-                    <w:rPr>
-                      <w:rFonts w:ascii="TH SarabunPSK" w:hAnsi="TH SarabunPSK" w:cs="TH SarabunPSK"/>
-                      <w:sz w:val="28"/>
-                    </w:rPr>
-                    <w:t>}</w:t>
+                      <w:rFonts w:ascii="TH SarabunPSK" w:hAnsi="TH SarabunPSK" w:cs="TH SarabunPSK" w:hint="cs"/>
+                      <w:sz w:val="28"/>
+                      <w:cs/>
+                    </w:rPr>
+                    <w:t xml:space="preserve">             -                                    -                               </w:t>
                   </w:r>
                 </w:p>
               </w:txbxContent>
@@ -674,35 +915,6 @@
           <w:noProof/>
         </w:rPr>
         <w:pict w14:anchorId="2ADA59FA">
-          <v:shape id="_x0000_s2072" type="#_x0000_t202" style="position:absolute;margin-left:226.7pt;margin-top:38.95pt;width:197.85pt;height:21.75pt;z-index:251701248;visibility:visible;mso-wrap-distance-left:9pt;mso-wrap-distance-top:0;mso-wrap-distance-right:9pt;mso-wrap-distance-bottom:0;mso-position-horizontal-relative:text;mso-position-vertical-relative:text;mso-width-relative:margin;v-text-anchor:top" o:gfxdata="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" filled="f" stroked="f" strokeweight=".5pt">
-            <v:textbox style="mso-next-textbox:#_x0000_s2072">
-              <w:txbxContent>
-                <w:p>
-                  <w:pPr>
-                    <w:rPr>
-                      <w:rFonts w:ascii="TH SarabunPSK" w:hAnsi="TH SarabunPSK" w:cs="TH SarabunPSK"/>
-                      <w:sz w:val="28"/>
-                    </w:rPr>
-                  </w:pPr>
-                  <w:r>
-                    <w:rPr>
-                      <w:rFonts w:ascii="TH SarabunPSK" w:hAnsi="TH SarabunPSK" w:cs="TH SarabunPSK" w:hint="cs"/>
-                      <w:sz w:val="28"/>
-                      <w:cs/>
-                    </w:rPr>
-                    <w:t xml:space="preserve">             -                                    -                               </w:t>
-                  </w:r>
-                </w:p>
-              </w:txbxContent>
-            </v:textbox>
-          </v:shape>
-        </w:pict>
-      </w:r>
-      <w:r>
-        <w:rPr>
-          <w:noProof/>
-        </w:rPr>
-        <w:pict w14:anchorId="2ADA59FA">
           <v:shape id="_x0000_s2071" type="#_x0000_t202" style="position:absolute;margin-left:40.2pt;margin-top:60.1pt;width:197.85pt;height:21.75pt;z-index:251700224;visibility:visible;mso-wrap-distance-left:9pt;mso-wrap-distance-top:0;mso-wrap-distance-right:9pt;mso-wrap-distance-bottom:0;mso-position-horizontal-relative:text;mso-position-vertical-relative:text;mso-width-relative:margin;v-text-anchor:top" o:gfxdata="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" filled="f" stroked="f" strokeweight=".5pt">
             <v:textbox style="mso-next-textbox:#_x0000_s2071">
               <w:txbxContent>
@@ -720,214 +932,6 @@
                       <w:cs/>
                     </w:rPr>
                     <w:t xml:space="preserve">             -                                    -                               </w:t>
-                  </w:r>
-                </w:p>
-              </w:txbxContent>
-            </v:textbox>
-          </v:shape>
-        </w:pict>
-      </w:r>
-      <w:r>
-        <w:rPr>
-          <w:noProof/>
-        </w:rPr>
-        <w:pict w14:anchorId="22F5A06F">
-          <v:shape id="_x0000_s2070" type="#_x0000_t202" style="position:absolute;margin-left:249.8pt;margin-top:18.85pt;width:154.1pt;height:21.75pt;z-index:251698176;visibility:visible;mso-wrap-style:square;mso-width-percent:0;mso-wrap-distance-left:9pt;mso-wrap-distance-top:0;mso-wrap-distance-right:9pt;mso-wrap-distance-bottom:0;mso-position-horizontal-relative:text;mso-position-vertical-relative:text;mso-width-percent:0;mso-width-relative:margin;v-text-anchor:top" o:gfxdata="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" filled="f" stroked="f" strokeweight=".5pt">
-            <v:textbox style="mso-next-textbox:#_x0000_s2070">
-              <w:txbxContent>
-                <w:p>
-                  <w:pPr>
-                    <w:rPr>
-                      <w:rFonts w:ascii="TH SarabunPSK" w:hAnsi="TH SarabunPSK" w:cs="TH SarabunPSK"/>
-                      <w:sz w:val="28"/>
-                    </w:rPr>
-                  </w:pPr>
-                  <w:r>
-                    <w:rPr>
-                      <w:rFonts w:ascii="TH SarabunPSK" w:hAnsi="TH SarabunPSK" w:cs="TH SarabunPSK"/>
-                      <w:sz w:val="28"/>
-                    </w:rPr>
-                    <w:t>${</w:t>
-                  </w:r>
-                  <w:proofErr w:type="spellStart"/>
-                  <w:r>
-                    <w:rPr>
-                      <w:rFonts w:ascii="TH SarabunPSK" w:hAnsi="TH SarabunPSK" w:cs="TH SarabunPSK"/>
-                      <w:sz w:val="28"/>
-                    </w:rPr>
-                    <w:t>end_day</w:t>
-                  </w:r>
-                  <w:proofErr w:type="spellEnd"/>
-                  <w:r>
-                    <w:rPr>
-                      <w:rFonts w:ascii="TH SarabunPSK" w:hAnsi="TH SarabunPSK" w:cs="TH SarabunPSK"/>
-                      <w:sz w:val="28"/>
-                    </w:rPr>
-                    <w:t>}</w:t>
-                  </w:r>
-                  <w:r>
-                    <w:rPr>
-                      <w:rFonts w:ascii="TH SarabunPSK" w:hAnsi="TH SarabunPSK" w:cs="TH SarabunPSK"/>
-                      <w:sz w:val="28"/>
-                    </w:rPr>
-                    <w:t>-</w:t>
-                  </w:r>
-                  <w:r>
-                    <w:rPr>
-                      <w:rFonts w:ascii="TH SarabunPSK" w:hAnsi="TH SarabunPSK" w:cs="TH SarabunPSK"/>
-                      <w:sz w:val="28"/>
-                    </w:rPr>
-                    <w:t>${</w:t>
-                  </w:r>
-                  <w:proofErr w:type="spellStart"/>
-                  <w:r>
-                    <w:rPr>
-                      <w:rFonts w:ascii="TH SarabunPSK" w:hAnsi="TH SarabunPSK" w:cs="TH SarabunPSK"/>
-                      <w:sz w:val="28"/>
-                    </w:rPr>
-                    <w:t>end_month</w:t>
-                  </w:r>
-                  <w:proofErr w:type="spellEnd"/>
-                  <w:r>
-                    <w:rPr>
-                      <w:rFonts w:ascii="TH SarabunPSK" w:hAnsi="TH SarabunPSK" w:cs="TH SarabunPSK"/>
-                      <w:sz w:val="28"/>
-                    </w:rPr>
-                    <w:t>}</w:t>
-                  </w:r>
-                  <w:r>
-                    <w:rPr>
-                      <w:rFonts w:ascii="TH SarabunPSK" w:hAnsi="TH SarabunPSK" w:cs="TH SarabunPSK"/>
-                      <w:sz w:val="28"/>
-                    </w:rPr>
-                    <w:t>-</w:t>
-                  </w:r>
-                  <w:r>
-                    <w:rPr>
-                      <w:rFonts w:ascii="TH SarabunPSK" w:hAnsi="TH SarabunPSK" w:cs="TH SarabunPSK"/>
-                      <w:sz w:val="28"/>
-                    </w:rPr>
-                    <w:t>${</w:t>
-                  </w:r>
-                  <w:proofErr w:type="spellStart"/>
-                  <w:r>
-                    <w:rPr>
-                      <w:rFonts w:ascii="TH SarabunPSK" w:hAnsi="TH SarabunPSK" w:cs="TH SarabunPSK"/>
-                      <w:sz w:val="28"/>
-                    </w:rPr>
-                    <w:t>end_year</w:t>
-                  </w:r>
-                  <w:proofErr w:type="spellEnd"/>
-                  <w:r>
-                    <w:rPr>
-                      <w:rFonts w:ascii="TH SarabunPSK" w:hAnsi="TH SarabunPSK" w:cs="TH SarabunPSK"/>
-                      <w:sz w:val="28"/>
-                    </w:rPr>
-                    <w:t>}</w:t>
-                  </w:r>
-                </w:p>
-              </w:txbxContent>
-            </v:textbox>
-          </v:shape>
-        </w:pict>
-      </w:r>
-      <w:r>
-        <w:rPr>
-          <w:noProof/>
-        </w:rPr>
-        <w:pict w14:anchorId="514CE289">
-          <v:shape id="_x0000_s2069" type="#_x0000_t202" style="position:absolute;margin-left:38.8pt;margin-top:18.85pt;width:128.55pt;height:21.75pt;z-index:251696128;visibility:visible;mso-wrap-distance-left:9pt;mso-wrap-distance-top:0;mso-wrap-distance-right:9pt;mso-wrap-distance-bottom:0;mso-position-horizontal-relative:text;mso-position-vertical-relative:text;mso-width-relative:margin;v-text-anchor:top" o:gfxdata="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" filled="f" stroked="f" strokeweight=".5pt">
-            <v:textbox style="mso-next-textbox:#_x0000_s2069">
-              <w:txbxContent>
-                <w:p>
-                  <w:pPr>
-                    <w:rPr>
-                      <w:rFonts w:ascii="TH SarabunPSK" w:hAnsi="TH SarabunPSK" w:cs="TH SarabunPSK"/>
-                      <w:sz w:val="28"/>
-                    </w:rPr>
-                  </w:pPr>
-                  <w:r>
-                    <w:rPr>
-                      <w:rFonts w:ascii="TH SarabunPSK" w:hAnsi="TH SarabunPSK" w:cs="TH SarabunPSK"/>
-                      <w:sz w:val="28"/>
-                    </w:rPr>
-                    <w:t>${</w:t>
-                  </w:r>
-                  <w:proofErr w:type="spellStart"/>
-                  <w:r>
-                    <w:rPr>
-                      <w:rFonts w:ascii="TH SarabunPSK" w:hAnsi="TH SarabunPSK" w:cs="TH SarabunPSK"/>
-                      <w:sz w:val="28"/>
-                    </w:rPr>
-                    <w:t>start_day</w:t>
-                  </w:r>
-                  <w:proofErr w:type="spellEnd"/>
-                  <w:r>
-                    <w:rPr>
-                      <w:rFonts w:ascii="TH SarabunPSK" w:hAnsi="TH SarabunPSK" w:cs="TH SarabunPSK"/>
-                      <w:sz w:val="28"/>
-                    </w:rPr>
-                    <w:t>}</w:t>
-                  </w:r>
-                  <w:r>
-                    <w:rPr>
-                      <w:rFonts w:ascii="TH SarabunPSK" w:hAnsi="TH SarabunPSK" w:cs="TH SarabunPSK"/>
-                      <w:sz w:val="28"/>
-                    </w:rPr>
-                    <w:t>-</w:t>
-                  </w:r>
-                  <w:r>
-                    <w:rPr>
-                      <w:rFonts w:ascii="TH SarabunPSK" w:hAnsi="TH SarabunPSK" w:cs="TH SarabunPSK"/>
-                      <w:sz w:val="28"/>
-                    </w:rPr>
-                    <w:t>${</w:t>
-                  </w:r>
-                  <w:proofErr w:type="spellStart"/>
-                  <w:r>
-                    <w:rPr>
-                      <w:rFonts w:ascii="TH SarabunPSK" w:hAnsi="TH SarabunPSK" w:cs="TH SarabunPSK"/>
-                      <w:sz w:val="28"/>
-                    </w:rPr>
-                    <w:t>start_month</w:t>
-                  </w:r>
-                  <w:proofErr w:type="spellEnd"/>
-                  <w:r>
-                    <w:rPr>
-                      <w:rFonts w:ascii="TH SarabunPSK" w:hAnsi="TH SarabunPSK" w:cs="TH SarabunPSK"/>
-                      <w:sz w:val="28"/>
-                    </w:rPr>
-                    <w:t>}</w:t>
-                  </w:r>
-                  <w:r>
-                    <w:rPr>
-                      <w:rFonts w:ascii="TH SarabunPSK" w:hAnsi="TH SarabunPSK" w:cs="TH SarabunPSK"/>
-                      <w:sz w:val="28"/>
-                    </w:rPr>
-                    <w:t>-</w:t>
-                  </w:r>
-                  <w:r>
-                    <w:rPr>
-                      <w:rFonts w:ascii="TH SarabunPSK" w:hAnsi="TH SarabunPSK" w:cs="TH SarabunPSK"/>
-                      <w:sz w:val="28"/>
-                    </w:rPr>
-                    <w:t>${</w:t>
-                  </w:r>
-                  <w:proofErr w:type="spellStart"/>
-                  <w:r>
-                    <w:rPr>
-                      <w:rFonts w:ascii="TH SarabunPSK" w:hAnsi="TH SarabunPSK" w:cs="TH SarabunPSK"/>
-                      <w:sz w:val="28"/>
-                    </w:rPr>
-                    <w:t>start_year</w:t>
-                  </w:r>
-                  <w:proofErr w:type="spellEnd"/>
-                  <w:r>
-                    <w:rPr>
-                      <w:rFonts w:ascii="TH SarabunPSK" w:hAnsi="TH SarabunPSK" w:cs="TH SarabunPSK"/>
-                      <w:sz w:val="28"/>
-                    </w:rPr>
-                    <w:t>}</w:t>
                   </w:r>
                 </w:p>
               </w:txbxContent>
@@ -4579,6 +4583,7 @@
   <w:style w:type="character" w:default="1" w:styleId="DefaultParagraphFont">
     <w:name w:val="Default Paragraph Font"/>
     <w:uiPriority w:val="1"/>
+    <w:semiHidden/>
     <w:unhideWhenUsed/>
   </w:style>
   <w:style w:type="table" w:default="1" w:styleId="TableNormal">

--- a/docs/ใบลาพักผ่อน_อินฟินิท(1).docx
+++ b/docs/ใบลาพักผ่อน_อินฟินิท(1).docx
@@ -15,14 +15,59 @@
       </w:pPr>
       <w:r>
         <w:rPr>
-          <w:rFonts w:ascii="TH SarabunPSK" w:hAnsi="TH SarabunPSK" w:cs="TH SarabunPSK" w:hint="cs"/>
+          <w:noProof/>
+        </w:rPr>
+        <w:pict w14:anchorId="68843B03">
+          <v:shapetype id="_x0000_t202" coordsize="21600,21600" o:spt="202" path="m,l,21600r21600,l21600,xe">
+            <v:stroke joinstyle="miter"/>
+            <v:path gradientshapeok="t" o:connecttype="rect"/>
+          </v:shapetype>
+          <v:shape id="_x0000_s2113" type="#_x0000_t202" style="position:absolute;left:0;text-align:left;margin-left:-137.35pt;margin-top:-115.2pt;width:23.55pt;height:21.4pt;z-index:251764736;visibility:visible;mso-wrap-distance-left:9pt;mso-wrap-distance-top:0;mso-wrap-distance-right:9pt;mso-wrap-distance-bottom:0;mso-position-horizontal-relative:text;mso-position-vertical-relative:text;mso-width-relative:margin;v-text-anchor:top" o:gfxdata="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" filled="f" stroked="f" strokeweight=".5pt">
+            <v:textbox style="mso-next-textbox:#_x0000_s2113">
+              <w:txbxContent>
+                <w:p>
+                  <w:pPr>
+                    <w:rPr>
+                      <w:rFonts w:ascii="TH SarabunPSK" w:hAnsi="TH SarabunPSK" w:cs="TH SarabunPSK"/>
+                      <w:sz w:val="28"/>
+                    </w:rPr>
+                  </w:pPr>
+                  <w:r>
+                    <w:rPr>
+                      <w:rFonts w:ascii="TH SarabunPSK" w:hAnsi="TH SarabunPSK" w:cs="TH SarabunPSK"/>
+                      <w:sz w:val="28"/>
+                    </w:rPr>
+                    <w:t>${</w:t>
+                  </w:r>
+                  <w:r>
+                    <w:rPr>
+                      <w:rFonts w:ascii="TH SarabunPSK" w:hAnsi="TH SarabunPSK" w:cs="TH SarabunPSK"/>
+                      <w:sz w:val="28"/>
+                    </w:rPr>
+                    <w:t>sum_total_days_vacation</w:t>
+                  </w:r>
+                  <w:r>
+                    <w:rPr>
+                      <w:rFonts w:ascii="TH SarabunPSK" w:hAnsi="TH SarabunPSK" w:cs="TH SarabunPSK"/>
+                      <w:sz w:val="28"/>
+                    </w:rPr>
+                    <w:t>}</w:t>
+                  </w:r>
+                </w:p>
+              </w:txbxContent>
+            </v:textbox>
+          </v:shape>
+        </w:pict>
+      </w:r>
+      <w:r>
+        <w:rPr>
+          <w:rFonts w:ascii="TH SarabunPSK" w:hAnsi="TH SarabunPSK" w:cs="TH SarabunPSK"/>
           <w:b/>
           <w:bCs/>
           <w:sz w:val="36"/>
           <w:szCs w:val="36"/>
-          <w:cs/>
-        </w:rPr>
-        <w:t>ใบลา</w:t>
+        </w:rPr>
+        <w:t>+</w:t>
       </w:r>
       <w:r>
         <w:rPr>
@@ -33,6 +78,17 @@
           <w:szCs w:val="36"/>
           <w:cs/>
         </w:rPr>
+        <w:t>ใบลา</w:t>
+      </w:r>
+      <w:r>
+        <w:rPr>
+          <w:rFonts w:ascii="TH SarabunPSK" w:hAnsi="TH SarabunPSK" w:cs="TH SarabunPSK" w:hint="cs"/>
+          <w:b/>
+          <w:bCs/>
+          <w:sz w:val="36"/>
+          <w:szCs w:val="36"/>
+          <w:cs/>
+        </w:rPr>
         <w:t>พักผ่อนประจำปี</w:t>
       </w:r>
     </w:p>
@@ -52,42 +108,22 @@
           <w:noProof/>
         </w:rPr>
         <w:pict w14:anchorId="3C59D676">
-          <v:shapetype id="_x0000_t202" coordsize="21600,21600" o:spt="202" path="m,l,21600r21600,l21600,xe">
-            <v:stroke joinstyle="miter"/>
-            <v:path gradientshapeok="t" o:connecttype="rect"/>
-          </v:shapetype>
           <v:shape id="_x0000_s2061" type="#_x0000_t202" style="position:absolute;left:0;text-align:left;margin-left:228.95pt;margin-top:21.55pt;width:29.65pt;height:22.75pt;z-index:251682816;visibility:visible;mso-height-percent:0;mso-wrap-distance-left:9pt;mso-wrap-distance-top:0;mso-wrap-distance-right:9pt;mso-wrap-distance-bottom:0;mso-position-horizontal-relative:text;mso-position-vertical-relative:text;mso-height-percent:0;mso-width-relative:margin;mso-height-relative:margin;v-text-anchor:top" o:gfxdata="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" filled="f" stroked="f" strokeweight=".5pt">
-            <v:textbox>
-              <w:txbxContent>
-                <w:p>
-                  <w:pPr>
-                    <w:rPr>
-                      <w:rFonts w:ascii="TH SarabunPSK" w:hAnsi="TH SarabunPSK" w:cs="TH SarabunPSK"/>
-                      <w:sz w:val="28"/>
-                    </w:rPr>
-                  </w:pPr>
-                  <w:r>
-                    <w:rPr>
-                      <w:rFonts w:ascii="TH SarabunPSK" w:hAnsi="TH SarabunPSK" w:cs="TH SarabunPSK"/>
-                      <w:sz w:val="28"/>
-                    </w:rPr>
-                    <w:t>${</w:t>
-                  </w:r>
-                  <w:proofErr w:type="spellStart"/>
-                  <w:r>
-                    <w:rPr>
-                      <w:rFonts w:ascii="TH SarabunPSK" w:hAnsi="TH SarabunPSK" w:cs="TH SarabunPSK"/>
-                      <w:sz w:val="28"/>
-                    </w:rPr>
-                    <w:t>date_day</w:t>
-                  </w:r>
-                  <w:proofErr w:type="spellEnd"/>
-                  <w:r>
-                    <w:rPr>
-                      <w:rFonts w:ascii="TH SarabunPSK" w:hAnsi="TH SarabunPSK" w:cs="TH SarabunPSK"/>
-                      <w:sz w:val="28"/>
-                    </w:rPr>
-                    <w:t>}</w:t>
+            <v:textbox style="mso-next-textbox:#_x0000_s2061">
+              <w:txbxContent>
+                <w:p>
+                  <w:pPr>
+                    <w:rPr>
+                      <w:rFonts w:ascii="TH SarabunPSK" w:hAnsi="TH SarabunPSK" w:cs="TH SarabunPSK"/>
+                      <w:sz w:val="28"/>
+                    </w:rPr>
+                  </w:pPr>
+                  <w:r>
+                    <w:rPr>
+                      <w:rFonts w:ascii="TH SarabunPSK" w:hAnsi="TH SarabunPSK" w:cs="TH SarabunPSK"/>
+                      <w:sz w:val="28"/>
+                    </w:rPr>
+                    <w:t>${date_day}</w:t>
                   </w:r>
                 </w:p>
               </w:txbxContent>
@@ -101,37 +137,21 @@
         </w:rPr>
         <w:pict w14:anchorId="3C59D676">
           <v:shape id="_x0000_s2062" type="#_x0000_t202" style="position:absolute;left:0;text-align:left;margin-left:280.6pt;margin-top:21.85pt;width:88.05pt;height:22.75pt;z-index:251683840;visibility:visible;mso-height-percent:0;mso-wrap-distance-left:9pt;mso-wrap-distance-top:0;mso-wrap-distance-right:9pt;mso-wrap-distance-bottom:0;mso-position-horizontal-relative:text;mso-position-vertical-relative:text;mso-height-percent:0;mso-width-relative:margin;mso-height-relative:margin;v-text-anchor:top" o:gfxdata="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" filled="f" stroked="f" strokeweight=".5pt">
-            <v:textbox>
-              <w:txbxContent>
-                <w:p>
-                  <w:pPr>
-                    <w:rPr>
-                      <w:rFonts w:ascii="TH SarabunPSK" w:hAnsi="TH SarabunPSK" w:cs="TH SarabunPSK"/>
-                      <w:sz w:val="28"/>
-                    </w:rPr>
-                  </w:pPr>
-                  <w:r>
-                    <w:rPr>
-                      <w:rFonts w:ascii="TH SarabunPSK" w:hAnsi="TH SarabunPSK" w:cs="TH SarabunPSK"/>
-                      <w:sz w:val="28"/>
-                    </w:rPr>
-                    <w:t>${</w:t>
-                  </w:r>
-                  <w:proofErr w:type="spellStart"/>
-                  <w:r>
-                    <w:rPr>
-                      <w:rFonts w:ascii="TH SarabunPSK" w:hAnsi="TH SarabunPSK" w:cs="TH SarabunPSK"/>
-                      <w:sz w:val="28"/>
-                    </w:rPr>
-                    <w:t>date_month</w:t>
-                  </w:r>
-                  <w:proofErr w:type="spellEnd"/>
-                  <w:r>
-                    <w:rPr>
-                      <w:rFonts w:ascii="TH SarabunPSK" w:hAnsi="TH SarabunPSK" w:cs="TH SarabunPSK"/>
-                      <w:sz w:val="28"/>
-                    </w:rPr>
-                    <w:t>}</w:t>
+            <v:textbox style="mso-next-textbox:#_x0000_s2062">
+              <w:txbxContent>
+                <w:p>
+                  <w:pPr>
+                    <w:rPr>
+                      <w:rFonts w:ascii="TH SarabunPSK" w:hAnsi="TH SarabunPSK" w:cs="TH SarabunPSK"/>
+                      <w:sz w:val="28"/>
+                    </w:rPr>
+                  </w:pPr>
+                  <w:r>
+                    <w:rPr>
+                      <w:rFonts w:ascii="TH SarabunPSK" w:hAnsi="TH SarabunPSK" w:cs="TH SarabunPSK"/>
+                      <w:sz w:val="28"/>
+                    </w:rPr>
+                    <w:t>${date_month}</w:t>
                   </w:r>
                 </w:p>
               </w:txbxContent>
@@ -149,37 +169,21 @@
         </w:rPr>
         <w:pict w14:anchorId="3C59D676">
           <v:shape id="_x0000_s2063" type="#_x0000_t202" style="position:absolute;left:0;text-align:left;margin-left:381.45pt;margin-top:21.85pt;width:95.9pt;height:22.75pt;z-index:251684864;visibility:visible;mso-height-percent:0;mso-wrap-distance-left:9pt;mso-wrap-distance-top:0;mso-wrap-distance-right:9pt;mso-wrap-distance-bottom:0;mso-position-horizontal-relative:text;mso-position-vertical-relative:text;mso-height-percent:0;mso-width-relative:margin;mso-height-relative:margin;v-text-anchor:top" o:gfxdata="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" filled="f" stroked="f" strokeweight=".5pt">
-            <v:textbox>
-              <w:txbxContent>
-                <w:p>
-                  <w:pPr>
-                    <w:rPr>
-                      <w:rFonts w:ascii="TH SarabunPSK" w:hAnsi="TH SarabunPSK" w:cs="TH SarabunPSK"/>
-                      <w:sz w:val="28"/>
-                    </w:rPr>
-                  </w:pPr>
-                  <w:r>
-                    <w:rPr>
-                      <w:rFonts w:ascii="TH SarabunPSK" w:hAnsi="TH SarabunPSK" w:cs="TH SarabunPSK"/>
-                      <w:sz w:val="28"/>
-                    </w:rPr>
-                    <w:t>${</w:t>
-                  </w:r>
-                  <w:proofErr w:type="spellStart"/>
-                  <w:r>
-                    <w:rPr>
-                      <w:rFonts w:ascii="TH SarabunPSK" w:hAnsi="TH SarabunPSK" w:cs="TH SarabunPSK"/>
-                      <w:sz w:val="28"/>
-                    </w:rPr>
-                    <w:t>date_year</w:t>
-                  </w:r>
-                  <w:proofErr w:type="spellEnd"/>
-                  <w:r>
-                    <w:rPr>
-                      <w:rFonts w:ascii="TH SarabunPSK" w:hAnsi="TH SarabunPSK" w:cs="TH SarabunPSK"/>
-                      <w:sz w:val="28"/>
-                    </w:rPr>
-                    <w:t>}</w:t>
+            <v:textbox style="mso-next-textbox:#_x0000_s2063">
+              <w:txbxContent>
+                <w:p>
+                  <w:pPr>
+                    <w:rPr>
+                      <w:rFonts w:ascii="TH SarabunPSK" w:hAnsi="TH SarabunPSK" w:cs="TH SarabunPSK"/>
+                      <w:sz w:val="28"/>
+                    </w:rPr>
+                  </w:pPr>
+                  <w:r>
+                    <w:rPr>
+                      <w:rFonts w:ascii="TH SarabunPSK" w:hAnsi="TH SarabunPSK" w:cs="TH SarabunPSK"/>
+                      <w:sz w:val="28"/>
+                    </w:rPr>
+                    <w:t>${date_year}</w:t>
                   </w:r>
                 </w:p>
               </w:txbxContent>
@@ -283,7 +287,7 @@
         </w:rPr>
         <w:pict w14:anchorId="70B06662">
           <v:shape id="Text Box 3" o:spid="_x0000_s2052" type="#_x0000_t202" style="position:absolute;margin-left:17.6pt;margin-top:23.55pt;width:75.55pt;height:22.75pt;z-index:251664384;visibility:visible;mso-height-percent:0;mso-wrap-distance-left:9pt;mso-wrap-distance-top:0;mso-wrap-distance-right:9pt;mso-wrap-distance-bottom:0;mso-position-horizontal-relative:text;mso-position-vertical-relative:text;mso-height-percent:0;mso-width-relative:margin;mso-height-relative:margin;v-text-anchor:top" o:gfxdata="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" filled="f" stroked="f" strokeweight=".5pt">
-            <v:textbox>
+            <v:textbox style="mso-next-textbox:#Text Box 3">
               <w:txbxContent>
                 <w:p>
                   <w:pPr>
@@ -344,7 +348,7 @@
         </w:rPr>
         <w:pict w14:anchorId="22E18AD0">
           <v:shape id="_x0000_s2065" type="#_x0000_t202" style="position:absolute;margin-left:123.05pt;margin-top:20pt;width:144.5pt;height:22.75pt;z-index:251688960;visibility:visible;mso-height-percent:0;mso-wrap-distance-left:9pt;mso-wrap-distance-top:0;mso-wrap-distance-right:9pt;mso-wrap-distance-bottom:0;mso-position-horizontal-relative:text;mso-position-vertical-relative:text;mso-height-percent:0;mso-width-relative:margin;mso-height-relative:margin;v-text-anchor:top" o:gfxdata="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" filled="f" stroked="f" strokeweight=".5pt">
-            <v:textbox>
+            <v:textbox style="mso-next-textbox:#_x0000_s2065">
               <w:txbxContent>
                 <w:p>
                   <w:pPr>
@@ -360,7 +364,6 @@
                     </w:rPr>
                     <w:t>${</w:t>
                   </w:r>
-                  <w:proofErr w:type="spellStart"/>
                   <w:r>
                     <w:rPr>
                       <w:rFonts w:ascii="TH SarabunPSK" w:hAnsi="TH SarabunPSK" w:cs="TH SarabunPSK"/>
@@ -368,7 +371,6 @@
                     </w:rPr>
                     <w:t>prefix_employee_name</w:t>
                   </w:r>
-                  <w:proofErr w:type="spellEnd"/>
                   <w:r>
                     <w:rPr>
                       <w:rFonts w:ascii="TH SarabunPSK" w:hAnsi="TH SarabunPSK" w:cs="TH SarabunPSK" w:hint="cs"/>
@@ -388,7 +390,7 @@
         </w:rPr>
         <w:pict w14:anchorId="68843B03">
           <v:shape id="_x0000_s2066" type="#_x0000_t202" style="position:absolute;margin-left:325.2pt;margin-top:21pt;width:58.3pt;height:21.75pt;z-index:251691008;visibility:visible;mso-wrap-style:square;mso-width-percent:0;mso-wrap-distance-left:9pt;mso-wrap-distance-top:0;mso-wrap-distance-right:9pt;mso-wrap-distance-bottom:0;mso-position-horizontal-relative:text;mso-position-vertical-relative:text;mso-width-percent:0;mso-width-relative:margin;v-text-anchor:top" o:gfxdata="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" filled="f" stroked="f" strokeweight=".5pt">
-            <v:textbox>
+            <v:textbox style="mso-next-textbox:#_x0000_s2066">
               <w:txbxContent>
                 <w:p>
                   <w:pPr>
@@ -487,23 +489,7 @@
                       <w:rFonts w:ascii="TH SarabunPSK" w:hAnsi="TH SarabunPSK" w:cs="TH SarabunPSK"/>
                       <w:sz w:val="28"/>
                     </w:rPr>
-                    <w:t>${</w:t>
-                  </w:r>
-                  <w:proofErr w:type="spellStart"/>
-                  <w:r>
-                    <w:rPr>
-                      <w:rFonts w:ascii="TH SarabunPSK" w:hAnsi="TH SarabunPSK" w:cs="TH SarabunPSK"/>
-                      <w:sz w:val="28"/>
-                    </w:rPr>
-                    <w:t>total_days</w:t>
-                  </w:r>
-                  <w:proofErr w:type="spellEnd"/>
-                  <w:r>
-                    <w:rPr>
-                      <w:rFonts w:ascii="TH SarabunPSK" w:hAnsi="TH SarabunPSK" w:cs="TH SarabunPSK"/>
-                      <w:sz w:val="28"/>
-                    </w:rPr>
-                    <w:t>}</w:t>
+                    <w:t>${total_days}</w:t>
                   </w:r>
                 </w:p>
               </w:txbxContent>
@@ -601,23 +587,7 @@
                       <w:rFonts w:ascii="TH SarabunPSK" w:hAnsi="TH SarabunPSK" w:cs="TH SarabunPSK"/>
                       <w:sz w:val="28"/>
                     </w:rPr>
-                    <w:t>${</w:t>
-                  </w:r>
-                  <w:proofErr w:type="spellStart"/>
-                  <w:r>
-                    <w:rPr>
-                      <w:rFonts w:ascii="TH SarabunPSK" w:hAnsi="TH SarabunPSK" w:cs="TH SarabunPSK"/>
-                      <w:sz w:val="28"/>
-                    </w:rPr>
-                    <w:t>end_day</w:t>
-                  </w:r>
-                  <w:proofErr w:type="spellEnd"/>
-                  <w:r>
-                    <w:rPr>
-                      <w:rFonts w:ascii="TH SarabunPSK" w:hAnsi="TH SarabunPSK" w:cs="TH SarabunPSK"/>
-                      <w:sz w:val="28"/>
-                    </w:rPr>
-                    <w:t>}</w:t>
+                    <w:t>${end_day}</w:t>
                   </w:r>
                   <w:r>
                     <w:rPr>
@@ -632,23 +602,7 @@
                       <w:rFonts w:ascii="TH SarabunPSK" w:hAnsi="TH SarabunPSK" w:cs="TH SarabunPSK"/>
                       <w:sz w:val="28"/>
                     </w:rPr>
-                    <w:t>${</w:t>
-                  </w:r>
-                  <w:proofErr w:type="spellStart"/>
-                  <w:r>
-                    <w:rPr>
-                      <w:rFonts w:ascii="TH SarabunPSK" w:hAnsi="TH SarabunPSK" w:cs="TH SarabunPSK"/>
-                      <w:sz w:val="28"/>
-                    </w:rPr>
-                    <w:t>end_month</w:t>
-                  </w:r>
-                  <w:proofErr w:type="spellEnd"/>
-                  <w:r>
-                    <w:rPr>
-                      <w:rFonts w:ascii="TH SarabunPSK" w:hAnsi="TH SarabunPSK" w:cs="TH SarabunPSK"/>
-                      <w:sz w:val="28"/>
-                    </w:rPr>
-                    <w:t>}</w:t>
+                    <w:t>${end_month}</w:t>
                   </w:r>
                   <w:r>
                     <w:rPr>
@@ -663,23 +617,7 @@
                       <w:rFonts w:ascii="TH SarabunPSK" w:hAnsi="TH SarabunPSK" w:cs="TH SarabunPSK"/>
                       <w:sz w:val="28"/>
                     </w:rPr>
-                    <w:t>${</w:t>
-                  </w:r>
-                  <w:proofErr w:type="spellStart"/>
-                  <w:r>
-                    <w:rPr>
-                      <w:rFonts w:ascii="TH SarabunPSK" w:hAnsi="TH SarabunPSK" w:cs="TH SarabunPSK"/>
-                      <w:sz w:val="28"/>
-                    </w:rPr>
-                    <w:t>end_year</w:t>
-                  </w:r>
-                  <w:proofErr w:type="spellEnd"/>
-                  <w:r>
-                    <w:rPr>
-                      <w:rFonts w:ascii="TH SarabunPSK" w:hAnsi="TH SarabunPSK" w:cs="TH SarabunPSK"/>
-                      <w:sz w:val="28"/>
-                    </w:rPr>
-                    <w:t>}</w:t>
+                    <w:t>${end_year}</w:t>
                   </w:r>
                 </w:p>
               </w:txbxContent>
@@ -707,23 +645,7 @@
                       <w:rFonts w:ascii="TH SarabunPSK" w:hAnsi="TH SarabunPSK" w:cs="TH SarabunPSK"/>
                       <w:sz w:val="28"/>
                     </w:rPr>
-                    <w:t>${</w:t>
-                  </w:r>
-                  <w:proofErr w:type="spellStart"/>
-                  <w:r>
-                    <w:rPr>
-                      <w:rFonts w:ascii="TH SarabunPSK" w:hAnsi="TH SarabunPSK" w:cs="TH SarabunPSK"/>
-                      <w:sz w:val="28"/>
-                    </w:rPr>
-                    <w:t>start_day</w:t>
-                  </w:r>
-                  <w:proofErr w:type="spellEnd"/>
-                  <w:r>
-                    <w:rPr>
-                      <w:rFonts w:ascii="TH SarabunPSK" w:hAnsi="TH SarabunPSK" w:cs="TH SarabunPSK"/>
-                      <w:sz w:val="28"/>
-                    </w:rPr>
-                    <w:t>}</w:t>
+                    <w:t>${start_day}</w:t>
                   </w:r>
                   <w:r>
                     <w:rPr>
@@ -738,23 +660,7 @@
                       <w:rFonts w:ascii="TH SarabunPSK" w:hAnsi="TH SarabunPSK" w:cs="TH SarabunPSK"/>
                       <w:sz w:val="28"/>
                     </w:rPr>
-                    <w:t>${</w:t>
-                  </w:r>
-                  <w:proofErr w:type="spellStart"/>
-                  <w:r>
-                    <w:rPr>
-                      <w:rFonts w:ascii="TH SarabunPSK" w:hAnsi="TH SarabunPSK" w:cs="TH SarabunPSK"/>
-                      <w:sz w:val="28"/>
-                    </w:rPr>
-                    <w:t>start_month</w:t>
-                  </w:r>
-                  <w:proofErr w:type="spellEnd"/>
-                  <w:r>
-                    <w:rPr>
-                      <w:rFonts w:ascii="TH SarabunPSK" w:hAnsi="TH SarabunPSK" w:cs="TH SarabunPSK"/>
-                      <w:sz w:val="28"/>
-                    </w:rPr>
-                    <w:t>}</w:t>
+                    <w:t>${start_month}</w:t>
                   </w:r>
                   <w:r>
                     <w:rPr>
@@ -769,23 +675,7 @@
                       <w:rFonts w:ascii="TH SarabunPSK" w:hAnsi="TH SarabunPSK" w:cs="TH SarabunPSK"/>
                       <w:sz w:val="28"/>
                     </w:rPr>
-                    <w:t>${</w:t>
-                  </w:r>
-                  <w:proofErr w:type="spellStart"/>
-                  <w:r>
-                    <w:rPr>
-                      <w:rFonts w:ascii="TH SarabunPSK" w:hAnsi="TH SarabunPSK" w:cs="TH SarabunPSK"/>
-                      <w:sz w:val="28"/>
-                    </w:rPr>
-                    <w:t>start_year</w:t>
-                  </w:r>
-                  <w:proofErr w:type="spellEnd"/>
-                  <w:r>
-                    <w:rPr>
-                      <w:rFonts w:ascii="TH SarabunPSK" w:hAnsi="TH SarabunPSK" w:cs="TH SarabunPSK"/>
-                      <w:sz w:val="28"/>
-                    </w:rPr>
-                    <w:t>}</w:t>
+                    <w:t>${start_year}</w:t>
                   </w:r>
                 </w:p>
               </w:txbxContent>
@@ -813,17 +703,8 @@
                       <w:rFonts w:ascii="TH SarabunPSK" w:hAnsi="TH SarabunPSK" w:cs="TH SarabunPSK"/>
                       <w:sz w:val="28"/>
                     </w:rPr>
-                    <w:t>${</w:t>
-                  </w:r>
-                  <w:proofErr w:type="spellStart"/>
-                  <w:r>
-                    <w:rPr>
-                      <w:rFonts w:ascii="TH SarabunPSK" w:hAnsi="TH SarabunPSK" w:cs="TH SarabunPSK"/>
-                      <w:sz w:val="28"/>
-                    </w:rPr>
-                    <w:t>contact_phone</w:t>
-                  </w:r>
-                  <w:proofErr w:type="spellEnd"/>
+                    <w:t>${contact_phone</w:t>
+                  </w:r>
                   <w:r>
                     <w:rPr>
                       <w:rFonts w:ascii="TH SarabunPSK" w:hAnsi="TH SarabunPSK" w:cs="TH SarabunPSK"/>
@@ -857,17 +738,8 @@
                       <w:rFonts w:ascii="TH SarabunPSK" w:hAnsi="TH SarabunPSK" w:cs="TH SarabunPSK"/>
                       <w:sz w:val="28"/>
                     </w:rPr>
-                    <w:t>${</w:t>
-                  </w:r>
-                  <w:proofErr w:type="spellStart"/>
-                  <w:r>
-                    <w:rPr>
-                      <w:rFonts w:ascii="TH SarabunPSK" w:hAnsi="TH SarabunPSK" w:cs="TH SarabunPSK"/>
-                      <w:sz w:val="28"/>
-                    </w:rPr>
-                    <w:t>contact_phone</w:t>
-                  </w:r>
-                  <w:proofErr w:type="spellEnd"/>
+                    <w:t>${contact_phone</w:t>
+                  </w:r>
                   <w:r>
                     <w:rPr>
                       <w:rFonts w:ascii="TH SarabunPSK" w:hAnsi="TH SarabunPSK" w:cs="TH SarabunPSK"/>
@@ -973,23 +845,7 @@
           <w:rFonts w:ascii="TH SarabunPSK" w:hAnsi="TH SarabunPSK" w:cs="TH SarabunPSK" w:hint="cs"/>
           <w:cs/>
         </w:rPr>
-        <w:t>มีสิทธิลาพักผ่อน</w:t>
-      </w:r>
-      <w:proofErr w:type="spellStart"/>
-      <w:r>
-        <w:rPr>
-          <w:rFonts w:ascii="TH SarabunPSK" w:hAnsi="TH SarabunPSK" w:cs="TH SarabunPSK" w:hint="cs"/>
-          <w:cs/>
-        </w:rPr>
-        <w:t>ประจํ</w:t>
-      </w:r>
-      <w:proofErr w:type="spellEnd"/>
-      <w:r>
-        <w:rPr>
-          <w:rFonts w:ascii="TH SarabunPSK" w:hAnsi="TH SarabunPSK" w:cs="TH SarabunPSK" w:hint="cs"/>
-          <w:cs/>
-        </w:rPr>
-        <w:t>าปีจำนวน</w:t>
+        <w:t>มีสิทธิลาพักผ่อนประจําปีจำนวน</w:t>
       </w:r>
       <w:r>
         <w:rPr>
@@ -1330,37 +1186,21 @@
         </w:rPr>
         <w:pict w14:anchorId="7870766E">
           <v:shape id="_x0000_s2076" type="#_x0000_t202" style="position:absolute;margin-left:425.2pt;margin-top:481.1pt;width:116.25pt;height:71.25pt;z-index:251705344;visibility:visible;mso-wrap-style:square;mso-width-percent:0;mso-height-percent:0;mso-wrap-distance-left:9pt;mso-wrap-distance-top:0;mso-wrap-distance-right:9pt;mso-wrap-distance-bottom:0;mso-position-horizontal:absolute;mso-position-horizontal-relative:text;mso-position-vertical:absolute;mso-position-vertical-relative:text;mso-width-percent:0;mso-height-percent:0;mso-width-relative:margin;mso-height-relative:margin;v-text-anchor:top" o:gfxdata="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" filled="f" stroked="f" strokeweight=".5pt">
-            <v:textbox>
-              <w:txbxContent>
-                <w:p>
-                  <w:pPr>
-                    <w:rPr>
-                      <w:rFonts w:ascii="TH SarabunPSK" w:hAnsi="TH SarabunPSK" w:cs="TH SarabunPSK"/>
-                      <w:sz w:val="28"/>
-                    </w:rPr>
-                  </w:pPr>
-                  <w:r>
-                    <w:rPr>
-                      <w:rFonts w:ascii="TH SarabunPSK" w:hAnsi="TH SarabunPSK" w:cs="TH SarabunPSK"/>
-                      <w:sz w:val="28"/>
-                    </w:rPr>
-                    <w:t>${</w:t>
-                  </w:r>
-                  <w:proofErr w:type="spellStart"/>
-                  <w:r>
-                    <w:rPr>
-                      <w:rFonts w:ascii="TH SarabunPSK" w:hAnsi="TH SarabunPSK" w:cs="TH SarabunPSK"/>
-                      <w:sz w:val="28"/>
-                    </w:rPr>
-                    <w:t>employee_signature</w:t>
-                  </w:r>
-                  <w:proofErr w:type="spellEnd"/>
-                  <w:r>
-                    <w:rPr>
-                      <w:rFonts w:ascii="TH SarabunPSK" w:hAnsi="TH SarabunPSK" w:cs="TH SarabunPSK"/>
-                      <w:sz w:val="28"/>
-                    </w:rPr>
-                    <w:t>}</w:t>
+            <v:textbox style="mso-next-textbox:#_x0000_s2076">
+              <w:txbxContent>
+                <w:p>
+                  <w:pPr>
+                    <w:rPr>
+                      <w:rFonts w:ascii="TH SarabunPSK" w:hAnsi="TH SarabunPSK" w:cs="TH SarabunPSK"/>
+                      <w:sz w:val="28"/>
+                    </w:rPr>
+                  </w:pPr>
+                  <w:r>
+                    <w:rPr>
+                      <w:rFonts w:ascii="TH SarabunPSK" w:hAnsi="TH SarabunPSK" w:cs="TH SarabunPSK"/>
+                      <w:sz w:val="28"/>
+                    </w:rPr>
+                    <w:t>${employee_signature}</w:t>
                   </w:r>
                 </w:p>
               </w:txbxContent>
@@ -1435,6 +1275,48 @@
             </w:pPr>
             <w:r>
               <w:rPr>
+                <w:noProof/>
+              </w:rPr>
+              <w:pict w14:anchorId="68843B03">
+                <v:shape id="_x0000_s2116" type="#_x0000_t202" style="position:absolute;left:0;text-align:left;margin-left:7.1pt;margin-top:24.5pt;width:25.1pt;height:26pt;z-index:251766784;visibility:visible;mso-wrap-distance-left:9pt;mso-wrap-distance-top:0;mso-wrap-distance-right:9pt;mso-wrap-distance-bottom:0;mso-position-horizontal-relative:text;mso-position-vertical-relative:text;mso-width-relative:margin;v-text-anchor:top" o:gfxdata="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" filled="f" stroked="f" strokeweight=".5pt">
+                  <v:textbox style="mso-next-textbox:#_x0000_s2116">
+                    <w:txbxContent>
+                      <w:p>
+                        <w:pPr>
+                          <w:rPr>
+                            <w:rFonts w:ascii="TH SarabunPSK" w:hAnsi="TH SarabunPSK" w:cs="TH SarabunPSK"/>
+                            <w:sz w:val="28"/>
+                          </w:rPr>
+                        </w:pPr>
+                        <w:r>
+                          <w:rPr>
+                            <w:rFonts w:ascii="TH SarabunPSK" w:hAnsi="TH SarabunPSK" w:cs="TH SarabunPSK"/>
+                            <w:sz w:val="28"/>
+                          </w:rPr>
+                          <w:t>${</w:t>
+                        </w:r>
+                        <w:r>
+                          <w:rPr>
+                            <w:rFonts w:ascii="TH SarabunPSK" w:hAnsi="TH SarabunPSK" w:cs="TH SarabunPSK"/>
+                            <w:sz w:val="28"/>
+                          </w:rPr>
+                          <w:t>vacation_used</w:t>
+                        </w:r>
+                        <w:r>
+                          <w:rPr>
+                            <w:rFonts w:ascii="TH SarabunPSK" w:hAnsi="TH SarabunPSK" w:cs="TH SarabunPSK"/>
+                            <w:sz w:val="28"/>
+                          </w:rPr>
+                          <w:t>}</w:t>
+                        </w:r>
+                      </w:p>
+                    </w:txbxContent>
+                  </v:textbox>
+                </v:shape>
+              </w:pict>
+            </w:r>
+            <w:r>
+              <w:rPr>
                 <w:rFonts w:ascii="TH SarabunPSK" w:hAnsi="TH SarabunPSK" w:cs="TH SarabunPSK" w:hint="cs"/>
                 <w:b/>
                 <w:bCs/>
@@ -1489,6 +1371,48 @@
             </w:pPr>
             <w:r>
               <w:rPr>
+                <w:noProof/>
+              </w:rPr>
+              <w:pict w14:anchorId="68843B03">
+                <v:shape id="_x0000_s2114" type="#_x0000_t202" style="position:absolute;left:0;text-align:left;margin-left:14.4pt;margin-top:24.5pt;width:24.15pt;height:24.1pt;z-index:251765760;visibility:visible;mso-wrap-distance-left:9pt;mso-wrap-distance-top:0;mso-wrap-distance-right:9pt;mso-wrap-distance-bottom:0;mso-position-horizontal-relative:text;mso-position-vertical-relative:text;mso-width-relative:margin;v-text-anchor:top" o:gfxdata="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" filled="f" stroked="f" strokeweight=".5pt">
+                  <v:textbox style="mso-next-textbox:#_x0000_s2114">
+                    <w:txbxContent>
+                      <w:p>
+                        <w:pPr>
+                          <w:rPr>
+                            <w:rFonts w:ascii="TH SarabunPSK" w:hAnsi="TH SarabunPSK" w:cs="TH SarabunPSK"/>
+                            <w:sz w:val="28"/>
+                          </w:rPr>
+                        </w:pPr>
+                        <w:r>
+                          <w:rPr>
+                            <w:rFonts w:ascii="TH SarabunPSK" w:hAnsi="TH SarabunPSK" w:cs="TH SarabunPSK"/>
+                            <w:sz w:val="28"/>
+                          </w:rPr>
+                          <w:t>${</w:t>
+                        </w:r>
+                        <w:r>
+                          <w:rPr>
+                            <w:rFonts w:ascii="TH SarabunPSK" w:hAnsi="TH SarabunPSK" w:cs="TH SarabunPSK"/>
+                            <w:sz w:val="28"/>
+                          </w:rPr>
+                          <w:t>total_days_vacation</w:t>
+                        </w:r>
+                        <w:r>
+                          <w:rPr>
+                            <w:rFonts w:ascii="TH SarabunPSK" w:hAnsi="TH SarabunPSK" w:cs="TH SarabunPSK"/>
+                            <w:sz w:val="28"/>
+                          </w:rPr>
+                          <w:t>}</w:t>
+                        </w:r>
+                      </w:p>
+                    </w:txbxContent>
+                  </v:textbox>
+                </v:shape>
+              </w:pict>
+            </w:r>
+            <w:r>
+              <w:rPr>
                 <w:rFonts w:ascii="TH SarabunPSK" w:hAnsi="TH SarabunPSK" w:cs="TH SarabunPSK" w:hint="cs"/>
                 <w:b/>
                 <w:bCs/>
@@ -1541,6 +1465,48 @@
                 <w:cs/>
               </w:rPr>
             </w:pPr>
+            <w:r>
+              <w:rPr>
+                <w:noProof/>
+              </w:rPr>
+              <w:pict w14:anchorId="68843B03">
+                <v:shape id="_x0000_s2112" type="#_x0000_t202" style="position:absolute;left:0;text-align:left;margin-left:9.1pt;margin-top:24.85pt;width:23.55pt;height:21.4pt;z-index:251763712;visibility:visible;mso-wrap-distance-left:9pt;mso-wrap-distance-top:0;mso-wrap-distance-right:9pt;mso-wrap-distance-bottom:0;mso-position-horizontal-relative:text;mso-position-vertical-relative:text;mso-width-relative:margin;v-text-anchor:top" o:gfxdata="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" filled="f" stroked="f" strokeweight=".5pt">
+                  <v:textbox style="mso-next-textbox:#_x0000_s2112">
+                    <w:txbxContent>
+                      <w:p>
+                        <w:pPr>
+                          <w:rPr>
+                            <w:rFonts w:ascii="TH SarabunPSK" w:hAnsi="TH SarabunPSK" w:cs="TH SarabunPSK"/>
+                            <w:sz w:val="28"/>
+                          </w:rPr>
+                        </w:pPr>
+                        <w:r>
+                          <w:rPr>
+                            <w:rFonts w:ascii="TH SarabunPSK" w:hAnsi="TH SarabunPSK" w:cs="TH SarabunPSK"/>
+                            <w:sz w:val="28"/>
+                          </w:rPr>
+                          <w:t>${</w:t>
+                        </w:r>
+                        <w:r>
+                          <w:rPr>
+                            <w:rFonts w:ascii="TH SarabunPSK" w:hAnsi="TH SarabunPSK" w:cs="TH SarabunPSK"/>
+                            <w:sz w:val="28"/>
+                          </w:rPr>
+                          <w:t>sum_total_days_vacation</w:t>
+                        </w:r>
+                        <w:r>
+                          <w:rPr>
+                            <w:rFonts w:ascii="TH SarabunPSK" w:hAnsi="TH SarabunPSK" w:cs="TH SarabunPSK"/>
+                            <w:sz w:val="28"/>
+                          </w:rPr>
+                          <w:t>}</w:t>
+                        </w:r>
+                      </w:p>
+                    </w:txbxContent>
+                  </v:textbox>
+                </v:shape>
+              </w:pict>
+            </w:r>
             <w:r>
               <w:rPr>
                 <w:rFonts w:ascii="TH SarabunPSK" w:hAnsi="TH SarabunPSK" w:cs="TH SarabunPSK" w:hint="cs"/>
@@ -1638,23 +1604,7 @@
                       <w:rFonts w:ascii="TH SarabunPSK" w:hAnsi="TH SarabunPSK" w:cs="TH SarabunPSK"/>
                       <w:sz w:val="28"/>
                     </w:rPr>
-                    <w:t>${</w:t>
-                  </w:r>
-                  <w:proofErr w:type="spellStart"/>
-                  <w:r>
-                    <w:rPr>
-                      <w:rFonts w:ascii="TH SarabunPSK" w:hAnsi="TH SarabunPSK" w:cs="TH SarabunPSK"/>
-                      <w:sz w:val="28"/>
-                    </w:rPr>
-                    <w:t>employee_signature</w:t>
-                  </w:r>
-                  <w:proofErr w:type="spellEnd"/>
-                  <w:r>
-                    <w:rPr>
-                      <w:rFonts w:ascii="TH SarabunPSK" w:hAnsi="TH SarabunPSK" w:cs="TH SarabunPSK"/>
-                      <w:sz w:val="28"/>
-                    </w:rPr>
-                    <w:t>}</w:t>
+                    <w:t>${employee_signature}</w:t>
                   </w:r>
                 </w:p>
                 <w:p>
@@ -1732,7 +1682,6 @@
                     </w:rPr>
                     <w:t>${</w:t>
                   </w:r>
-                  <w:proofErr w:type="spellStart"/>
                   <w:r>
                     <w:rPr>
                       <w:rFonts w:ascii="TH SarabunPSK" w:hAnsi="TH SarabunPSK" w:cs="TH SarabunPSK"/>
@@ -1740,7 +1689,6 @@
                     </w:rPr>
                     <w:t>employee_name</w:t>
                   </w:r>
-                  <w:proofErr w:type="spellEnd"/>
                   <w:r>
                     <w:rPr>
                       <w:rFonts w:ascii="TH SarabunPSK" w:hAnsi="TH SarabunPSK" w:cs="TH SarabunPSK" w:hint="cs"/>
@@ -1774,23 +1722,7 @@
                       <w:rFonts w:ascii="TH SarabunPSK" w:hAnsi="TH SarabunPSK" w:cs="TH SarabunPSK"/>
                       <w:sz w:val="28"/>
                     </w:rPr>
-                    <w:t>${</w:t>
-                  </w:r>
-                  <w:proofErr w:type="spellStart"/>
-                  <w:r>
-                    <w:rPr>
-                      <w:rFonts w:ascii="TH SarabunPSK" w:hAnsi="TH SarabunPSK" w:cs="TH SarabunPSK"/>
-                      <w:sz w:val="28"/>
-                    </w:rPr>
-                    <w:t>approver_signature</w:t>
-                  </w:r>
-                  <w:proofErr w:type="spellEnd"/>
-                  <w:r>
-                    <w:rPr>
-                      <w:rFonts w:ascii="TH SarabunPSK" w:hAnsi="TH SarabunPSK" w:cs="TH SarabunPSK"/>
-                      <w:sz w:val="28"/>
-                    </w:rPr>
-                    <w:t>}</w:t>
+                    <w:t>${approver_signature}</w:t>
                   </w:r>
                 </w:p>
               </w:txbxContent>
@@ -1818,23 +1750,7 @@
                       <w:rFonts w:ascii="TH SarabunPSK" w:hAnsi="TH SarabunPSK" w:cs="TH SarabunPSK"/>
                       <w:sz w:val="28"/>
                     </w:rPr>
-                    <w:t>${</w:t>
-                  </w:r>
-                  <w:proofErr w:type="spellStart"/>
-                  <w:r>
-                    <w:rPr>
-                      <w:rFonts w:ascii="TH SarabunPSK" w:hAnsi="TH SarabunPSK" w:cs="TH SarabunPSK"/>
-                      <w:sz w:val="28"/>
-                    </w:rPr>
-                    <w:t>approver_signature</w:t>
-                  </w:r>
-                  <w:proofErr w:type="spellEnd"/>
-                  <w:r>
-                    <w:rPr>
-                      <w:rFonts w:ascii="TH SarabunPSK" w:hAnsi="TH SarabunPSK" w:cs="TH SarabunPSK"/>
-                      <w:sz w:val="28"/>
-                    </w:rPr>
-                    <w:t>}</w:t>
+                    <w:t>${approver_signature}</w:t>
                   </w:r>
                 </w:p>
               </w:txbxContent>
@@ -1862,23 +1778,7 @@
                       <w:rFonts w:ascii="TH SarabunPSK" w:hAnsi="TH SarabunPSK" w:cs="TH SarabunPSK"/>
                       <w:sz w:val="28"/>
                     </w:rPr>
-                    <w:t>${</w:t>
-                  </w:r>
-                  <w:proofErr w:type="spellStart"/>
-                  <w:r>
-                    <w:rPr>
-                      <w:rFonts w:ascii="TH SarabunPSK" w:hAnsi="TH SarabunPSK" w:cs="TH SarabunPSK"/>
-                      <w:sz w:val="28"/>
-                    </w:rPr>
-                    <w:t>approver_signature</w:t>
-                  </w:r>
-                  <w:proofErr w:type="spellEnd"/>
-                  <w:r>
-                    <w:rPr>
-                      <w:rFonts w:ascii="TH SarabunPSK" w:hAnsi="TH SarabunPSK" w:cs="TH SarabunPSK"/>
-                      <w:sz w:val="28"/>
-                    </w:rPr>
-                    <w:t>}</w:t>
+                    <w:t>${approver_signature}</w:t>
                   </w:r>
                 </w:p>
               </w:txbxContent>
@@ -1906,23 +1806,7 @@
                       <w:rFonts w:ascii="TH SarabunPSK" w:hAnsi="TH SarabunPSK" w:cs="TH SarabunPSK"/>
                       <w:sz w:val="28"/>
                     </w:rPr>
-                    <w:t>${</w:t>
-                  </w:r>
-                  <w:proofErr w:type="spellStart"/>
-                  <w:r>
-                    <w:rPr>
-                      <w:rFonts w:ascii="TH SarabunPSK" w:hAnsi="TH SarabunPSK" w:cs="TH SarabunPSK"/>
-                      <w:sz w:val="28"/>
-                    </w:rPr>
-                    <w:t>approver_signature</w:t>
-                  </w:r>
-                  <w:proofErr w:type="spellEnd"/>
-                  <w:r>
-                    <w:rPr>
-                      <w:rFonts w:ascii="TH SarabunPSK" w:hAnsi="TH SarabunPSK" w:cs="TH SarabunPSK"/>
-                      <w:sz w:val="28"/>
-                    </w:rPr>
-                    <w:t>}</w:t>
+                    <w:t>${approver_signature}</w:t>
                   </w:r>
                 </w:p>
               </w:txbxContent>
@@ -1950,23 +1834,7 @@
                       <w:rFonts w:ascii="TH SarabunPSK" w:hAnsi="TH SarabunPSK" w:cs="TH SarabunPSK"/>
                       <w:sz w:val="28"/>
                     </w:rPr>
-                    <w:t>${</w:t>
-                  </w:r>
-                  <w:proofErr w:type="spellStart"/>
-                  <w:r>
-                    <w:rPr>
-                      <w:rFonts w:ascii="TH SarabunPSK" w:hAnsi="TH SarabunPSK" w:cs="TH SarabunPSK"/>
-                      <w:sz w:val="28"/>
-                    </w:rPr>
-                    <w:t>approver_signature</w:t>
-                  </w:r>
-                  <w:proofErr w:type="spellEnd"/>
-                  <w:r>
-                    <w:rPr>
-                      <w:rFonts w:ascii="TH SarabunPSK" w:hAnsi="TH SarabunPSK" w:cs="TH SarabunPSK"/>
-                      <w:sz w:val="28"/>
-                    </w:rPr>
-                    <w:t>}</w:t>
+                    <w:t>${approver_signature}</w:t>
                   </w:r>
                 </w:p>
               </w:txbxContent>
@@ -1994,23 +1862,7 @@
                       <w:rFonts w:ascii="TH SarabunPSK" w:hAnsi="TH SarabunPSK" w:cs="TH SarabunPSK"/>
                       <w:sz w:val="28"/>
                     </w:rPr>
-                    <w:t>${</w:t>
-                  </w:r>
-                  <w:proofErr w:type="spellStart"/>
-                  <w:r>
-                    <w:rPr>
-                      <w:rFonts w:ascii="TH SarabunPSK" w:hAnsi="TH SarabunPSK" w:cs="TH SarabunPSK"/>
-                      <w:sz w:val="28"/>
-                    </w:rPr>
-                    <w:t>approver_signature</w:t>
-                  </w:r>
-                  <w:proofErr w:type="spellEnd"/>
-                  <w:r>
-                    <w:rPr>
-                      <w:rFonts w:ascii="TH SarabunPSK" w:hAnsi="TH SarabunPSK" w:cs="TH SarabunPSK"/>
-                      <w:sz w:val="28"/>
-                    </w:rPr>
-                    <w:t>}</w:t>
+                    <w:t>${approver_signature}</w:t>
                   </w:r>
                 </w:p>
               </w:txbxContent>
@@ -2038,23 +1890,7 @@
                       <w:rFonts w:ascii="TH SarabunPSK" w:hAnsi="TH SarabunPSK" w:cs="TH SarabunPSK"/>
                       <w:sz w:val="28"/>
                     </w:rPr>
-                    <w:t>${</w:t>
-                  </w:r>
-                  <w:proofErr w:type="spellStart"/>
-                  <w:r>
-                    <w:rPr>
-                      <w:rFonts w:ascii="TH SarabunPSK" w:hAnsi="TH SarabunPSK" w:cs="TH SarabunPSK"/>
-                      <w:sz w:val="28"/>
-                    </w:rPr>
-                    <w:t>approver_signature</w:t>
-                  </w:r>
-                  <w:proofErr w:type="spellEnd"/>
-                  <w:r>
-                    <w:rPr>
-                      <w:rFonts w:ascii="TH SarabunPSK" w:hAnsi="TH SarabunPSK" w:cs="TH SarabunPSK"/>
-                      <w:sz w:val="28"/>
-                    </w:rPr>
-                    <w:t>}</w:t>
+                    <w:t>${approver_signature}</w:t>
                   </w:r>
                 </w:p>
               </w:txbxContent>
@@ -2082,23 +1918,7 @@
                       <w:rFonts w:ascii="TH SarabunPSK" w:hAnsi="TH SarabunPSK" w:cs="TH SarabunPSK"/>
                       <w:sz w:val="28"/>
                     </w:rPr>
-                    <w:t>${</w:t>
-                  </w:r>
-                  <w:proofErr w:type="spellStart"/>
-                  <w:r>
-                    <w:rPr>
-                      <w:rFonts w:ascii="TH SarabunPSK" w:hAnsi="TH SarabunPSK" w:cs="TH SarabunPSK"/>
-                      <w:sz w:val="28"/>
-                    </w:rPr>
-                    <w:t>approver_signature</w:t>
-                  </w:r>
-                  <w:proofErr w:type="spellEnd"/>
-                  <w:r>
-                    <w:rPr>
-                      <w:rFonts w:ascii="TH SarabunPSK" w:hAnsi="TH SarabunPSK" w:cs="TH SarabunPSK"/>
-                      <w:sz w:val="28"/>
-                    </w:rPr>
-                    <w:t>}</w:t>
+                    <w:t>${approver_signature}</w:t>
                   </w:r>
                 </w:p>
               </w:txbxContent>
@@ -2126,23 +1946,7 @@
                       <w:rFonts w:ascii="TH SarabunPSK" w:hAnsi="TH SarabunPSK" w:cs="TH SarabunPSK"/>
                       <w:sz w:val="28"/>
                     </w:rPr>
-                    <w:t>${</w:t>
-                  </w:r>
-                  <w:proofErr w:type="spellStart"/>
-                  <w:r>
-                    <w:rPr>
-                      <w:rFonts w:ascii="TH SarabunPSK" w:hAnsi="TH SarabunPSK" w:cs="TH SarabunPSK"/>
-                      <w:sz w:val="28"/>
-                    </w:rPr>
-                    <w:t>approver_signature</w:t>
-                  </w:r>
-                  <w:proofErr w:type="spellEnd"/>
-                  <w:r>
-                    <w:rPr>
-                      <w:rFonts w:ascii="TH SarabunPSK" w:hAnsi="TH SarabunPSK" w:cs="TH SarabunPSK"/>
-                      <w:sz w:val="28"/>
-                    </w:rPr>
-                    <w:t>}</w:t>
+                    <w:t>${approver_signature}</w:t>
                   </w:r>
                 </w:p>
               </w:txbxContent>
@@ -2170,23 +1974,7 @@
                       <w:rFonts w:ascii="TH SarabunPSK" w:hAnsi="TH SarabunPSK" w:cs="TH SarabunPSK"/>
                       <w:sz w:val="28"/>
                     </w:rPr>
-                    <w:t>${</w:t>
-                  </w:r>
-                  <w:proofErr w:type="spellStart"/>
-                  <w:r>
-                    <w:rPr>
-                      <w:rFonts w:ascii="TH SarabunPSK" w:hAnsi="TH SarabunPSK" w:cs="TH SarabunPSK"/>
-                      <w:sz w:val="28"/>
-                    </w:rPr>
-                    <w:t>approver_signature</w:t>
-                  </w:r>
-                  <w:proofErr w:type="spellEnd"/>
-                  <w:r>
-                    <w:rPr>
-                      <w:rFonts w:ascii="TH SarabunPSK" w:hAnsi="TH SarabunPSK" w:cs="TH SarabunPSK"/>
-                      <w:sz w:val="28"/>
-                    </w:rPr>
-                    <w:t>}</w:t>
+                    <w:t>${approver_signature}</w:t>
                   </w:r>
                 </w:p>
               </w:txbxContent>
@@ -2214,23 +2002,7 @@
                       <w:rFonts w:ascii="TH SarabunPSK" w:hAnsi="TH SarabunPSK" w:cs="TH SarabunPSK"/>
                       <w:sz w:val="28"/>
                     </w:rPr>
-                    <w:t>${</w:t>
-                  </w:r>
-                  <w:proofErr w:type="spellStart"/>
-                  <w:r>
-                    <w:rPr>
-                      <w:rFonts w:ascii="TH SarabunPSK" w:hAnsi="TH SarabunPSK" w:cs="TH SarabunPSK"/>
-                      <w:sz w:val="28"/>
-                    </w:rPr>
-                    <w:t>approver_signature</w:t>
-                  </w:r>
-                  <w:proofErr w:type="spellEnd"/>
-                  <w:r>
-                    <w:rPr>
-                      <w:rFonts w:ascii="TH SarabunPSK" w:hAnsi="TH SarabunPSK" w:cs="TH SarabunPSK"/>
-                      <w:sz w:val="28"/>
-                    </w:rPr>
-                    <w:t>}</w:t>
+                    <w:t>${approver_signature}</w:t>
                   </w:r>
                 </w:p>
               </w:txbxContent>
@@ -2258,23 +2030,7 @@
                       <w:rFonts w:ascii="TH SarabunPSK" w:hAnsi="TH SarabunPSK" w:cs="TH SarabunPSK"/>
                       <w:sz w:val="28"/>
                     </w:rPr>
-                    <w:t>${</w:t>
-                  </w:r>
-                  <w:proofErr w:type="spellStart"/>
-                  <w:r>
-                    <w:rPr>
-                      <w:rFonts w:ascii="TH SarabunPSK" w:hAnsi="TH SarabunPSK" w:cs="TH SarabunPSK"/>
-                      <w:sz w:val="28"/>
-                    </w:rPr>
-                    <w:t>approver_signature</w:t>
-                  </w:r>
-                  <w:proofErr w:type="spellEnd"/>
-                  <w:r>
-                    <w:rPr>
-                      <w:rFonts w:ascii="TH SarabunPSK" w:hAnsi="TH SarabunPSK" w:cs="TH SarabunPSK"/>
-                      <w:sz w:val="28"/>
-                    </w:rPr>
-                    <w:t>}</w:t>
+                    <w:t>${approver_signature}</w:t>
                   </w:r>
                 </w:p>
               </w:txbxContent>
@@ -2302,23 +2058,7 @@
                       <w:rFonts w:ascii="TH SarabunPSK" w:hAnsi="TH SarabunPSK" w:cs="TH SarabunPSK"/>
                       <w:sz w:val="28"/>
                     </w:rPr>
-                    <w:t>${</w:t>
-                  </w:r>
-                  <w:proofErr w:type="spellStart"/>
-                  <w:r>
-                    <w:rPr>
-                      <w:rFonts w:ascii="TH SarabunPSK" w:hAnsi="TH SarabunPSK" w:cs="TH SarabunPSK"/>
-                      <w:sz w:val="28"/>
-                    </w:rPr>
-                    <w:t>approver_signature</w:t>
-                  </w:r>
-                  <w:proofErr w:type="spellEnd"/>
-                  <w:r>
-                    <w:rPr>
-                      <w:rFonts w:ascii="TH SarabunPSK" w:hAnsi="TH SarabunPSK" w:cs="TH SarabunPSK"/>
-                      <w:sz w:val="28"/>
-                    </w:rPr>
-                    <w:t>}</w:t>
+                    <w:t>${approver_signature}</w:t>
                   </w:r>
                 </w:p>
               </w:txbxContent>
@@ -2346,23 +2086,7 @@
                       <w:rFonts w:ascii="TH SarabunPSK" w:hAnsi="TH SarabunPSK" w:cs="TH SarabunPSK"/>
                       <w:sz w:val="28"/>
                     </w:rPr>
-                    <w:t>${</w:t>
-                  </w:r>
-                  <w:proofErr w:type="spellStart"/>
-                  <w:r>
-                    <w:rPr>
-                      <w:rFonts w:ascii="TH SarabunPSK" w:hAnsi="TH SarabunPSK" w:cs="TH SarabunPSK"/>
-                      <w:sz w:val="28"/>
-                    </w:rPr>
-                    <w:t>approver_signature</w:t>
-                  </w:r>
-                  <w:proofErr w:type="spellEnd"/>
-                  <w:r>
-                    <w:rPr>
-                      <w:rFonts w:ascii="TH SarabunPSK" w:hAnsi="TH SarabunPSK" w:cs="TH SarabunPSK"/>
-                      <w:sz w:val="28"/>
-                    </w:rPr>
-                    <w:t>}</w:t>
+                    <w:t>${approver_signature}</w:t>
                   </w:r>
                 </w:p>
               </w:txbxContent>
@@ -2390,23 +2114,7 @@
                       <w:rFonts w:ascii="TH SarabunPSK" w:hAnsi="TH SarabunPSK" w:cs="TH SarabunPSK"/>
                       <w:sz w:val="28"/>
                     </w:rPr>
-                    <w:t>${</w:t>
-                  </w:r>
-                  <w:proofErr w:type="spellStart"/>
-                  <w:r>
-                    <w:rPr>
-                      <w:rFonts w:ascii="TH SarabunPSK" w:hAnsi="TH SarabunPSK" w:cs="TH SarabunPSK"/>
-                      <w:sz w:val="28"/>
-                    </w:rPr>
-                    <w:t>approver_signature</w:t>
-                  </w:r>
-                  <w:proofErr w:type="spellEnd"/>
-                  <w:r>
-                    <w:rPr>
-                      <w:rFonts w:ascii="TH SarabunPSK" w:hAnsi="TH SarabunPSK" w:cs="TH SarabunPSK"/>
-                      <w:sz w:val="28"/>
-                    </w:rPr>
-                    <w:t>}</w:t>
+                    <w:t>${approver_signature}</w:t>
                   </w:r>
                 </w:p>
               </w:txbxContent>
@@ -2434,23 +2142,7 @@
                       <w:rFonts w:ascii="TH SarabunPSK" w:hAnsi="TH SarabunPSK" w:cs="TH SarabunPSK"/>
                       <w:sz w:val="28"/>
                     </w:rPr>
-                    <w:t>${</w:t>
-                  </w:r>
-                  <w:proofErr w:type="spellStart"/>
-                  <w:r>
-                    <w:rPr>
-                      <w:rFonts w:ascii="TH SarabunPSK" w:hAnsi="TH SarabunPSK" w:cs="TH SarabunPSK"/>
-                      <w:sz w:val="28"/>
-                    </w:rPr>
-                    <w:t>approver_signature</w:t>
-                  </w:r>
-                  <w:proofErr w:type="spellEnd"/>
-                  <w:r>
-                    <w:rPr>
-                      <w:rFonts w:ascii="TH SarabunPSK" w:hAnsi="TH SarabunPSK" w:cs="TH SarabunPSK"/>
-                      <w:sz w:val="28"/>
-                    </w:rPr>
-                    <w:t>}</w:t>
+                    <w:t>${approver_signature}</w:t>
                   </w:r>
                 </w:p>
               </w:txbxContent>
@@ -2478,23 +2170,7 @@
                       <w:rFonts w:ascii="TH SarabunPSK" w:hAnsi="TH SarabunPSK" w:cs="TH SarabunPSK"/>
                       <w:sz w:val="28"/>
                     </w:rPr>
-                    <w:t>${</w:t>
-                  </w:r>
-                  <w:proofErr w:type="spellStart"/>
-                  <w:r>
-                    <w:rPr>
-                      <w:rFonts w:ascii="TH SarabunPSK" w:hAnsi="TH SarabunPSK" w:cs="TH SarabunPSK"/>
-                      <w:sz w:val="28"/>
-                    </w:rPr>
-                    <w:t>approver_signature</w:t>
-                  </w:r>
-                  <w:proofErr w:type="spellEnd"/>
-                  <w:r>
-                    <w:rPr>
-                      <w:rFonts w:ascii="TH SarabunPSK" w:hAnsi="TH SarabunPSK" w:cs="TH SarabunPSK"/>
-                      <w:sz w:val="28"/>
-                    </w:rPr>
-                    <w:t>}</w:t>
+                    <w:t>${approver_signature}</w:t>
                   </w:r>
                 </w:p>
               </w:txbxContent>
@@ -2522,23 +2198,7 @@
                       <w:rFonts w:ascii="TH SarabunPSK" w:hAnsi="TH SarabunPSK" w:cs="TH SarabunPSK"/>
                       <w:sz w:val="28"/>
                     </w:rPr>
-                    <w:t>${</w:t>
-                  </w:r>
-                  <w:proofErr w:type="spellStart"/>
-                  <w:r>
-                    <w:rPr>
-                      <w:rFonts w:ascii="TH SarabunPSK" w:hAnsi="TH SarabunPSK" w:cs="TH SarabunPSK"/>
-                      <w:sz w:val="28"/>
-                    </w:rPr>
-                    <w:t>approver_signature</w:t>
-                  </w:r>
-                  <w:proofErr w:type="spellEnd"/>
-                  <w:r>
-                    <w:rPr>
-                      <w:rFonts w:ascii="TH SarabunPSK" w:hAnsi="TH SarabunPSK" w:cs="TH SarabunPSK"/>
-                      <w:sz w:val="28"/>
-                    </w:rPr>
-                    <w:t>}</w:t>
+                    <w:t>${approver_signature}</w:t>
                   </w:r>
                 </w:p>
               </w:txbxContent>
@@ -2566,23 +2226,7 @@
                       <w:rFonts w:ascii="TH SarabunPSK" w:hAnsi="TH SarabunPSK" w:cs="TH SarabunPSK"/>
                       <w:sz w:val="28"/>
                     </w:rPr>
-                    <w:t>${</w:t>
-                  </w:r>
-                  <w:proofErr w:type="spellStart"/>
-                  <w:r>
-                    <w:rPr>
-                      <w:rFonts w:ascii="TH SarabunPSK" w:hAnsi="TH SarabunPSK" w:cs="TH SarabunPSK"/>
-                      <w:sz w:val="28"/>
-                    </w:rPr>
-                    <w:t>approver_signature</w:t>
-                  </w:r>
-                  <w:proofErr w:type="spellEnd"/>
-                  <w:r>
-                    <w:rPr>
-                      <w:rFonts w:ascii="TH SarabunPSK" w:hAnsi="TH SarabunPSK" w:cs="TH SarabunPSK"/>
-                      <w:sz w:val="28"/>
-                    </w:rPr>
-                    <w:t>}</w:t>
+                    <w:t>${approver_signature}</w:t>
                   </w:r>
                 </w:p>
               </w:txbxContent>
@@ -2610,23 +2254,7 @@
                       <w:rFonts w:ascii="TH SarabunPSK" w:hAnsi="TH SarabunPSK" w:cs="TH SarabunPSK"/>
                       <w:sz w:val="28"/>
                     </w:rPr>
-                    <w:t>${</w:t>
-                  </w:r>
-                  <w:proofErr w:type="spellStart"/>
-                  <w:r>
-                    <w:rPr>
-                      <w:rFonts w:ascii="TH SarabunPSK" w:hAnsi="TH SarabunPSK" w:cs="TH SarabunPSK"/>
-                      <w:sz w:val="28"/>
-                    </w:rPr>
-                    <w:t>approver_signature</w:t>
-                  </w:r>
-                  <w:proofErr w:type="spellEnd"/>
-                  <w:r>
-                    <w:rPr>
-                      <w:rFonts w:ascii="TH SarabunPSK" w:hAnsi="TH SarabunPSK" w:cs="TH SarabunPSK"/>
-                      <w:sz w:val="28"/>
-                    </w:rPr>
-                    <w:t>}</w:t>
+                    <w:t>${approver_signature}</w:t>
                   </w:r>
                 </w:p>
               </w:txbxContent>
@@ -2706,23 +2334,7 @@
                       <w:rFonts w:ascii="TH SarabunPSK" w:hAnsi="TH SarabunPSK" w:cs="TH SarabunPSK"/>
                       <w:sz w:val="28"/>
                     </w:rPr>
-                    <w:t>${</w:t>
-                  </w:r>
-                  <w:proofErr w:type="spellStart"/>
-                  <w:r>
-                    <w:rPr>
-                      <w:rFonts w:ascii="TH SarabunPSK" w:hAnsi="TH SarabunPSK" w:cs="TH SarabunPSK"/>
-                      <w:sz w:val="28"/>
-                    </w:rPr>
-                    <w:t>employee_signature</w:t>
-                  </w:r>
-                  <w:proofErr w:type="spellEnd"/>
-                  <w:r>
-                    <w:rPr>
-                      <w:rFonts w:ascii="TH SarabunPSK" w:hAnsi="TH SarabunPSK" w:cs="TH SarabunPSK"/>
-                      <w:sz w:val="28"/>
-                    </w:rPr>
-                    <w:t>}</w:t>
+                    <w:t>${employee_signature}</w:t>
                   </w:r>
                 </w:p>
               </w:txbxContent>
@@ -2894,7 +2506,6 @@
                     </w:rPr>
                     <w:t>${</w:t>
                   </w:r>
-                  <w:proofErr w:type="spellStart"/>
                   <w:r>
                     <w:rPr>
                       <w:rFonts w:ascii="TH SarabunPSK" w:hAnsi="TH SarabunPSK" w:cs="TH SarabunPSK"/>
@@ -2902,7 +2513,6 @@
                     </w:rPr>
                     <w:t>check_rejected</w:t>
                   </w:r>
-                  <w:proofErr w:type="spellEnd"/>
                 </w:p>
                 <w:p>
                   <w:pPr>
@@ -3002,23 +2612,7 @@
                       <w:rFonts w:ascii="TH SarabunPSK" w:hAnsi="TH SarabunPSK" w:cs="TH SarabunPSK"/>
                       <w:sz w:val="28"/>
                     </w:rPr>
-                    <w:t>${</w:t>
-                  </w:r>
-                  <w:proofErr w:type="spellStart"/>
-                  <w:r>
-                    <w:rPr>
-                      <w:rFonts w:ascii="TH SarabunPSK" w:hAnsi="TH SarabunPSK" w:cs="TH SarabunPSK"/>
-                      <w:sz w:val="28"/>
-                    </w:rPr>
-                    <w:t>employee_signature</w:t>
-                  </w:r>
-                  <w:proofErr w:type="spellEnd"/>
-                  <w:r>
-                    <w:rPr>
-                      <w:rFonts w:ascii="TH SarabunPSK" w:hAnsi="TH SarabunPSK" w:cs="TH SarabunPSK"/>
-                      <w:sz w:val="28"/>
-                    </w:rPr>
-                    <w:t>}</w:t>
+                    <w:t>${employee_signature}</w:t>
                   </w:r>
                 </w:p>
               </w:txbxContent>
@@ -3046,23 +2640,7 @@
                       <w:rFonts w:ascii="TH SarabunPSK" w:hAnsi="TH SarabunPSK" w:cs="TH SarabunPSK"/>
                       <w:sz w:val="28"/>
                     </w:rPr>
-                    <w:t>${</w:t>
-                  </w:r>
-                  <w:proofErr w:type="spellStart"/>
-                  <w:r>
-                    <w:rPr>
-                      <w:rFonts w:ascii="TH SarabunPSK" w:hAnsi="TH SarabunPSK" w:cs="TH SarabunPSK"/>
-                      <w:sz w:val="28"/>
-                    </w:rPr>
-                    <w:t>employee_signature</w:t>
-                  </w:r>
-                  <w:proofErr w:type="spellEnd"/>
-                  <w:r>
-                    <w:rPr>
-                      <w:rFonts w:ascii="TH SarabunPSK" w:hAnsi="TH SarabunPSK" w:cs="TH SarabunPSK"/>
-                      <w:sz w:val="28"/>
-                    </w:rPr>
-                    <w:t>}</w:t>
+                    <w:t>${employee_signature}</w:t>
                   </w:r>
                 </w:p>
               </w:txbxContent>
@@ -3278,23 +2856,7 @@
                       <w:rFonts w:ascii="TH SarabunPSK" w:hAnsi="TH SarabunPSK" w:cs="TH SarabunPSK"/>
                       <w:sz w:val="28"/>
                     </w:rPr>
-                    <w:t>${</w:t>
-                  </w:r>
-                  <w:proofErr w:type="spellStart"/>
-                  <w:r>
-                    <w:rPr>
-                      <w:rFonts w:ascii="TH SarabunPSK" w:hAnsi="TH SarabunPSK" w:cs="TH SarabunPSK"/>
-                      <w:sz w:val="28"/>
-                    </w:rPr>
-                    <w:t>approver_signature</w:t>
-                  </w:r>
-                  <w:proofErr w:type="spellEnd"/>
-                  <w:r>
-                    <w:rPr>
-                      <w:rFonts w:ascii="TH SarabunPSK" w:hAnsi="TH SarabunPSK" w:cs="TH SarabunPSK"/>
-                      <w:sz w:val="28"/>
-                    </w:rPr>
-                    <w:t>}</w:t>
+                    <w:t>${approver_signature}</w:t>
                   </w:r>
                 </w:p>
               </w:txbxContent>
@@ -3393,23 +2955,7 @@
                       <w:rFonts w:ascii="TH SarabunPSK" w:hAnsi="TH SarabunPSK" w:cs="TH SarabunPSK"/>
                       <w:sz w:val="28"/>
                     </w:rPr>
-                    <w:t>${</w:t>
-                  </w:r>
-                  <w:proofErr w:type="spellStart"/>
-                  <w:r>
-                    <w:rPr>
-                      <w:rFonts w:ascii="TH SarabunPSK" w:hAnsi="TH SarabunPSK" w:cs="TH SarabunPSK"/>
-                      <w:sz w:val="28"/>
-                    </w:rPr>
-                    <w:t>approver_signature</w:t>
-                  </w:r>
-                  <w:proofErr w:type="spellEnd"/>
-                  <w:r>
-                    <w:rPr>
-                      <w:rFonts w:ascii="TH SarabunPSK" w:hAnsi="TH SarabunPSK" w:cs="TH SarabunPSK"/>
-                      <w:sz w:val="28"/>
-                    </w:rPr>
-                    <w:t>}</w:t>
+                    <w:t>${approver_signature}</w:t>
                   </w:r>
                 </w:p>
               </w:txbxContent>
@@ -3437,23 +2983,7 @@
                       <w:rFonts w:ascii="TH SarabunPSK" w:hAnsi="TH SarabunPSK" w:cs="TH SarabunPSK"/>
                       <w:sz w:val="28"/>
                     </w:rPr>
-                    <w:t>${</w:t>
-                  </w:r>
-                  <w:proofErr w:type="spellStart"/>
-                  <w:r>
-                    <w:rPr>
-                      <w:rFonts w:ascii="TH SarabunPSK" w:hAnsi="TH SarabunPSK" w:cs="TH SarabunPSK"/>
-                      <w:sz w:val="28"/>
-                    </w:rPr>
-                    <w:t>approver_signature</w:t>
-                  </w:r>
-                  <w:proofErr w:type="spellEnd"/>
-                  <w:r>
-                    <w:rPr>
-                      <w:rFonts w:ascii="TH SarabunPSK" w:hAnsi="TH SarabunPSK" w:cs="TH SarabunPSK"/>
-                      <w:sz w:val="28"/>
-                    </w:rPr>
-                    <w:t>}</w:t>
+                    <w:t>${approver_signature}</w:t>
                   </w:r>
                 </w:p>
               </w:txbxContent>
@@ -3572,7 +3102,6 @@
         </w:rPr>
         <w:t xml:space="preserve">      </w:t>
       </w:r>
-      <w:proofErr w:type="gramStart"/>
       <w:r>
         <w:rPr>
           <w:rFonts w:ascii="TH SarabunPSK" w:hAnsi="TH SarabunPSK" w:cs="TH SarabunPSK" w:hint="cs"/>
@@ -3590,48 +3119,15 @@
           <w:shd w:val="clear" w:color="auto" w:fill="FFFFFF"/>
           <w:cs/>
         </w:rPr>
-        <w:t xml:space="preserve"> มานะ</w:t>
-      </w:r>
-      <w:proofErr w:type="gramEnd"/>
-      <w:r>
-        <w:rPr>
-          <w:rFonts w:ascii="TH SarabunPSK" w:hAnsi="TH SarabunPSK" w:cs="TH SarabunPSK" w:hint="cs"/>
-          <w:color w:val="000000" w:themeColor="text1"/>
+        <w:t xml:space="preserve"> มานะ อินทราภรณ์ </w:t>
+      </w:r>
+      <w:r>
+        <w:rPr>
+          <w:rFonts w:ascii="TH SarabunPSK" w:hAnsi="TH SarabunPSK" w:cs="TH SarabunPSK" w:hint="cs"/>
           <w:sz w:val="26"/>
           <w:szCs w:val="26"/>
-          <w:shd w:val="clear" w:color="auto" w:fill="FFFFFF"/>
-          <w:cs/>
-        </w:rPr>
-        <w:t xml:space="preserve"> </w:t>
-      </w:r>
-      <w:proofErr w:type="gramStart"/>
-      <w:r>
-        <w:rPr>
-          <w:rFonts w:ascii="TH SarabunPSK" w:hAnsi="TH SarabunPSK" w:cs="TH SarabunPSK" w:hint="cs"/>
-          <w:color w:val="000000" w:themeColor="text1"/>
-          <w:sz w:val="26"/>
-          <w:szCs w:val="26"/>
-          <w:shd w:val="clear" w:color="auto" w:fill="FFFFFF"/>
-          <w:cs/>
-        </w:rPr>
-        <w:t xml:space="preserve">อินทราภรณ์ </w:t>
-      </w:r>
-      <w:r>
-        <w:rPr>
-          <w:rFonts w:ascii="TH SarabunPSK" w:hAnsi="TH SarabunPSK" w:cs="TH SarabunPSK" w:hint="cs"/>
-          <w:sz w:val="26"/>
-          <w:szCs w:val="26"/>
-        </w:rPr>
-        <w:t>)</w:t>
-      </w:r>
-      <w:proofErr w:type="gramEnd"/>
-      <w:r>
-        <w:rPr>
-          <w:rFonts w:ascii="TH SarabunPSK" w:hAnsi="TH SarabunPSK" w:cs="TH SarabunPSK" w:hint="cs"/>
-          <w:sz w:val="26"/>
-          <w:szCs w:val="26"/>
-        </w:rPr>
-        <w:t xml:space="preserve">  </w:t>
+        </w:rPr>
+        <w:t xml:space="preserve">)  </w:t>
       </w:r>
     </w:p>
     <w:p>
@@ -3937,55 +3433,7 @@
         <w:szCs w:val="24"/>
         <w:cs/>
       </w:rPr>
-      <w:t>บริษัท อิน</w:t>
-    </w:r>
-    <w:proofErr w:type="spellStart"/>
-    <w:r>
-      <w:rPr>
-        <w:rFonts w:asciiTheme="majorBidi" w:hAnsiTheme="majorBidi" w:cstheme="majorBidi"/>
-        <w:b/>
-        <w:bCs/>
-        <w:sz w:val="24"/>
-        <w:szCs w:val="24"/>
-        <w:cs/>
-      </w:rPr>
-      <w:t>ฟิ</w:t>
-    </w:r>
-    <w:proofErr w:type="spellEnd"/>
-    <w:r>
-      <w:rPr>
-        <w:rFonts w:asciiTheme="majorBidi" w:hAnsiTheme="majorBidi" w:cstheme="majorBidi"/>
-        <w:b/>
-        <w:bCs/>
-        <w:sz w:val="24"/>
-        <w:szCs w:val="24"/>
-        <w:cs/>
-      </w:rPr>
-      <w:t xml:space="preserve">นิท </w:t>
-    </w:r>
-    <w:proofErr w:type="spellStart"/>
-    <w:r>
-      <w:rPr>
-        <w:rFonts w:asciiTheme="majorBidi" w:hAnsiTheme="majorBidi" w:cstheme="majorBidi"/>
-        <w:b/>
-        <w:bCs/>
-        <w:sz w:val="24"/>
-        <w:szCs w:val="24"/>
-        <w:cs/>
-      </w:rPr>
-      <w:t>เบ</w:t>
-    </w:r>
-    <w:proofErr w:type="spellEnd"/>
-    <w:r>
-      <w:rPr>
-        <w:rFonts w:asciiTheme="majorBidi" w:hAnsiTheme="majorBidi" w:cstheme="majorBidi"/>
-        <w:b/>
-        <w:bCs/>
-        <w:sz w:val="24"/>
-        <w:szCs w:val="24"/>
-        <w:cs/>
-      </w:rPr>
-      <w:t xml:space="preserve">รน จำกัด  </w:t>
+      <w:t xml:space="preserve">บริษัท อินฟินิท เบรน จำกัด  </w:t>
     </w:r>
     <w:r>
       <w:rPr>
@@ -4583,7 +4031,6 @@
   <w:style w:type="character" w:default="1" w:styleId="DefaultParagraphFont">
     <w:name w:val="Default Paragraph Font"/>
     <w:uiPriority w:val="1"/>
-    <w:semiHidden/>
     <w:unhideWhenUsed/>
   </w:style>
   <w:style w:type="table" w:default="1" w:styleId="TableNormal">

--- a/docs/ใบลาพักผ่อน_อินฟินิท(1).docx
+++ b/docs/ใบลาพักผ่อน_อินฟินิท(1).docx
@@ -39,6 +39,7 @@
                     </w:rPr>
                     <w:t>${</w:t>
                   </w:r>
+                  <w:proofErr w:type="spellStart"/>
                   <w:r>
                     <w:rPr>
                       <w:rFonts w:ascii="TH SarabunPSK" w:hAnsi="TH SarabunPSK" w:cs="TH SarabunPSK"/>
@@ -46,6 +47,7 @@
                     </w:rPr>
                     <w:t>sum_total_days_vacation</w:t>
                   </w:r>
+                  <w:proofErr w:type="spellEnd"/>
                   <w:r>
                     <w:rPr>
                       <w:rFonts w:ascii="TH SarabunPSK" w:hAnsi="TH SarabunPSK" w:cs="TH SarabunPSK"/>
@@ -61,13 +63,14 @@
       </w:r>
       <w:r>
         <w:rPr>
-          <w:rFonts w:ascii="TH SarabunPSK" w:hAnsi="TH SarabunPSK" w:cs="TH SarabunPSK"/>
+          <w:rFonts w:ascii="TH SarabunPSK" w:hAnsi="TH SarabunPSK" w:cs="TH SarabunPSK" w:hint="cs"/>
           <w:b/>
           <w:bCs/>
           <w:sz w:val="36"/>
           <w:szCs w:val="36"/>
-        </w:rPr>
-        <w:t>+</w:t>
+          <w:cs/>
+        </w:rPr>
+        <w:t>ใบลา</w:t>
       </w:r>
       <w:r>
         <w:rPr>
@@ -78,17 +81,6 @@
           <w:szCs w:val="36"/>
           <w:cs/>
         </w:rPr>
-        <w:t>ใบลา</w:t>
-      </w:r>
-      <w:r>
-        <w:rPr>
-          <w:rFonts w:ascii="TH SarabunPSK" w:hAnsi="TH SarabunPSK" w:cs="TH SarabunPSK" w:hint="cs"/>
-          <w:b/>
-          <w:bCs/>
-          <w:sz w:val="36"/>
-          <w:szCs w:val="36"/>
-          <w:cs/>
-        </w:rPr>
         <w:t>พักผ่อนประจำปี</w:t>
       </w:r>
     </w:p>
@@ -123,7 +115,23 @@
                       <w:rFonts w:ascii="TH SarabunPSK" w:hAnsi="TH SarabunPSK" w:cs="TH SarabunPSK"/>
                       <w:sz w:val="28"/>
                     </w:rPr>
-                    <w:t>${date_day}</w:t>
+                    <w:t>${</w:t>
+                  </w:r>
+                  <w:proofErr w:type="spellStart"/>
+                  <w:r>
+                    <w:rPr>
+                      <w:rFonts w:ascii="TH SarabunPSK" w:hAnsi="TH SarabunPSK" w:cs="TH SarabunPSK"/>
+                      <w:sz w:val="28"/>
+                    </w:rPr>
+                    <w:t>date_day</w:t>
+                  </w:r>
+                  <w:proofErr w:type="spellEnd"/>
+                  <w:r>
+                    <w:rPr>
+                      <w:rFonts w:ascii="TH SarabunPSK" w:hAnsi="TH SarabunPSK" w:cs="TH SarabunPSK"/>
+                      <w:sz w:val="28"/>
+                    </w:rPr>
+                    <w:t>}</w:t>
                   </w:r>
                 </w:p>
               </w:txbxContent>
@@ -151,7 +159,23 @@
                       <w:rFonts w:ascii="TH SarabunPSK" w:hAnsi="TH SarabunPSK" w:cs="TH SarabunPSK"/>
                       <w:sz w:val="28"/>
                     </w:rPr>
-                    <w:t>${date_month}</w:t>
+                    <w:t>${</w:t>
+                  </w:r>
+                  <w:proofErr w:type="spellStart"/>
+                  <w:r>
+                    <w:rPr>
+                      <w:rFonts w:ascii="TH SarabunPSK" w:hAnsi="TH SarabunPSK" w:cs="TH SarabunPSK"/>
+                      <w:sz w:val="28"/>
+                    </w:rPr>
+                    <w:t>date_month</w:t>
+                  </w:r>
+                  <w:proofErr w:type="spellEnd"/>
+                  <w:r>
+                    <w:rPr>
+                      <w:rFonts w:ascii="TH SarabunPSK" w:hAnsi="TH SarabunPSK" w:cs="TH SarabunPSK"/>
+                      <w:sz w:val="28"/>
+                    </w:rPr>
+                    <w:t>}</w:t>
                   </w:r>
                 </w:p>
               </w:txbxContent>
@@ -183,7 +207,23 @@
                       <w:rFonts w:ascii="TH SarabunPSK" w:hAnsi="TH SarabunPSK" w:cs="TH SarabunPSK"/>
                       <w:sz w:val="28"/>
                     </w:rPr>
-                    <w:t>${date_year}</w:t>
+                    <w:t>${</w:t>
+                  </w:r>
+                  <w:proofErr w:type="spellStart"/>
+                  <w:r>
+                    <w:rPr>
+                      <w:rFonts w:ascii="TH SarabunPSK" w:hAnsi="TH SarabunPSK" w:cs="TH SarabunPSK"/>
+                      <w:sz w:val="28"/>
+                    </w:rPr>
+                    <w:t>date_year</w:t>
+                  </w:r>
+                  <w:proofErr w:type="spellEnd"/>
+                  <w:r>
+                    <w:rPr>
+                      <w:rFonts w:ascii="TH SarabunPSK" w:hAnsi="TH SarabunPSK" w:cs="TH SarabunPSK"/>
+                      <w:sz w:val="28"/>
+                    </w:rPr>
+                    <w:t>}</w:t>
                   </w:r>
                 </w:p>
               </w:txbxContent>
@@ -364,6 +404,7 @@
                     </w:rPr>
                     <w:t>${</w:t>
                   </w:r>
+                  <w:proofErr w:type="spellStart"/>
                   <w:r>
                     <w:rPr>
                       <w:rFonts w:ascii="TH SarabunPSK" w:hAnsi="TH SarabunPSK" w:cs="TH SarabunPSK"/>
@@ -371,6 +412,7 @@
                     </w:rPr>
                     <w:t>prefix_employee_name</w:t>
                   </w:r>
+                  <w:proofErr w:type="spellEnd"/>
                   <w:r>
                     <w:rPr>
                       <w:rFonts w:ascii="TH SarabunPSK" w:hAnsi="TH SarabunPSK" w:cs="TH SarabunPSK" w:hint="cs"/>
@@ -489,7 +531,23 @@
                       <w:rFonts w:ascii="TH SarabunPSK" w:hAnsi="TH SarabunPSK" w:cs="TH SarabunPSK"/>
                       <w:sz w:val="28"/>
                     </w:rPr>
-                    <w:t>${total_days}</w:t>
+                    <w:t>${</w:t>
+                  </w:r>
+                  <w:proofErr w:type="spellStart"/>
+                  <w:r>
+                    <w:rPr>
+                      <w:rFonts w:ascii="TH SarabunPSK" w:hAnsi="TH SarabunPSK" w:cs="TH SarabunPSK"/>
+                      <w:sz w:val="28"/>
+                    </w:rPr>
+                    <w:t>total_days</w:t>
+                  </w:r>
+                  <w:proofErr w:type="spellEnd"/>
+                  <w:r>
+                    <w:rPr>
+                      <w:rFonts w:ascii="TH SarabunPSK" w:hAnsi="TH SarabunPSK" w:cs="TH SarabunPSK"/>
+                      <w:sz w:val="28"/>
+                    </w:rPr>
+                    <w:t>}</w:t>
                   </w:r>
                 </w:p>
               </w:txbxContent>
@@ -587,7 +645,23 @@
                       <w:rFonts w:ascii="TH SarabunPSK" w:hAnsi="TH SarabunPSK" w:cs="TH SarabunPSK"/>
                       <w:sz w:val="28"/>
                     </w:rPr>
-                    <w:t>${end_day}</w:t>
+                    <w:t>${</w:t>
+                  </w:r>
+                  <w:proofErr w:type="spellStart"/>
+                  <w:r>
+                    <w:rPr>
+                      <w:rFonts w:ascii="TH SarabunPSK" w:hAnsi="TH SarabunPSK" w:cs="TH SarabunPSK"/>
+                      <w:sz w:val="28"/>
+                    </w:rPr>
+                    <w:t>end_day</w:t>
+                  </w:r>
+                  <w:proofErr w:type="spellEnd"/>
+                  <w:r>
+                    <w:rPr>
+                      <w:rFonts w:ascii="TH SarabunPSK" w:hAnsi="TH SarabunPSK" w:cs="TH SarabunPSK"/>
+                      <w:sz w:val="28"/>
+                    </w:rPr>
+                    <w:t>}</w:t>
                   </w:r>
                   <w:r>
                     <w:rPr>
@@ -602,7 +676,23 @@
                       <w:rFonts w:ascii="TH SarabunPSK" w:hAnsi="TH SarabunPSK" w:cs="TH SarabunPSK"/>
                       <w:sz w:val="28"/>
                     </w:rPr>
-                    <w:t>${end_month}</w:t>
+                    <w:t>${</w:t>
+                  </w:r>
+                  <w:proofErr w:type="spellStart"/>
+                  <w:r>
+                    <w:rPr>
+                      <w:rFonts w:ascii="TH SarabunPSK" w:hAnsi="TH SarabunPSK" w:cs="TH SarabunPSK"/>
+                      <w:sz w:val="28"/>
+                    </w:rPr>
+                    <w:t>end_month</w:t>
+                  </w:r>
+                  <w:proofErr w:type="spellEnd"/>
+                  <w:r>
+                    <w:rPr>
+                      <w:rFonts w:ascii="TH SarabunPSK" w:hAnsi="TH SarabunPSK" w:cs="TH SarabunPSK"/>
+                      <w:sz w:val="28"/>
+                    </w:rPr>
+                    <w:t>}</w:t>
                   </w:r>
                   <w:r>
                     <w:rPr>
@@ -617,7 +707,23 @@
                       <w:rFonts w:ascii="TH SarabunPSK" w:hAnsi="TH SarabunPSK" w:cs="TH SarabunPSK"/>
                       <w:sz w:val="28"/>
                     </w:rPr>
-                    <w:t>${end_year}</w:t>
+                    <w:t>${</w:t>
+                  </w:r>
+                  <w:proofErr w:type="spellStart"/>
+                  <w:r>
+                    <w:rPr>
+                      <w:rFonts w:ascii="TH SarabunPSK" w:hAnsi="TH SarabunPSK" w:cs="TH SarabunPSK"/>
+                      <w:sz w:val="28"/>
+                    </w:rPr>
+                    <w:t>end_year</w:t>
+                  </w:r>
+                  <w:proofErr w:type="spellEnd"/>
+                  <w:r>
+                    <w:rPr>
+                      <w:rFonts w:ascii="TH SarabunPSK" w:hAnsi="TH SarabunPSK" w:cs="TH SarabunPSK"/>
+                      <w:sz w:val="28"/>
+                    </w:rPr>
+                    <w:t>}</w:t>
                   </w:r>
                 </w:p>
               </w:txbxContent>
@@ -645,7 +751,23 @@
                       <w:rFonts w:ascii="TH SarabunPSK" w:hAnsi="TH SarabunPSK" w:cs="TH SarabunPSK"/>
                       <w:sz w:val="28"/>
                     </w:rPr>
-                    <w:t>${start_day}</w:t>
+                    <w:t>${</w:t>
+                  </w:r>
+                  <w:proofErr w:type="spellStart"/>
+                  <w:r>
+                    <w:rPr>
+                      <w:rFonts w:ascii="TH SarabunPSK" w:hAnsi="TH SarabunPSK" w:cs="TH SarabunPSK"/>
+                      <w:sz w:val="28"/>
+                    </w:rPr>
+                    <w:t>start_day</w:t>
+                  </w:r>
+                  <w:proofErr w:type="spellEnd"/>
+                  <w:r>
+                    <w:rPr>
+                      <w:rFonts w:ascii="TH SarabunPSK" w:hAnsi="TH SarabunPSK" w:cs="TH SarabunPSK"/>
+                      <w:sz w:val="28"/>
+                    </w:rPr>
+                    <w:t>}</w:t>
                   </w:r>
                   <w:r>
                     <w:rPr>
@@ -660,7 +782,23 @@
                       <w:rFonts w:ascii="TH SarabunPSK" w:hAnsi="TH SarabunPSK" w:cs="TH SarabunPSK"/>
                       <w:sz w:val="28"/>
                     </w:rPr>
-                    <w:t>${start_month}</w:t>
+                    <w:t>${</w:t>
+                  </w:r>
+                  <w:proofErr w:type="spellStart"/>
+                  <w:r>
+                    <w:rPr>
+                      <w:rFonts w:ascii="TH SarabunPSK" w:hAnsi="TH SarabunPSK" w:cs="TH SarabunPSK"/>
+                      <w:sz w:val="28"/>
+                    </w:rPr>
+                    <w:t>start_month</w:t>
+                  </w:r>
+                  <w:proofErr w:type="spellEnd"/>
+                  <w:r>
+                    <w:rPr>
+                      <w:rFonts w:ascii="TH SarabunPSK" w:hAnsi="TH SarabunPSK" w:cs="TH SarabunPSK"/>
+                      <w:sz w:val="28"/>
+                    </w:rPr>
+                    <w:t>}</w:t>
                   </w:r>
                   <w:r>
                     <w:rPr>
@@ -675,7 +813,23 @@
                       <w:rFonts w:ascii="TH SarabunPSK" w:hAnsi="TH SarabunPSK" w:cs="TH SarabunPSK"/>
                       <w:sz w:val="28"/>
                     </w:rPr>
-                    <w:t>${start_year}</w:t>
+                    <w:t>${</w:t>
+                  </w:r>
+                  <w:proofErr w:type="spellStart"/>
+                  <w:r>
+                    <w:rPr>
+                      <w:rFonts w:ascii="TH SarabunPSK" w:hAnsi="TH SarabunPSK" w:cs="TH SarabunPSK"/>
+                      <w:sz w:val="28"/>
+                    </w:rPr>
+                    <w:t>start_year</w:t>
+                  </w:r>
+                  <w:proofErr w:type="spellEnd"/>
+                  <w:r>
+                    <w:rPr>
+                      <w:rFonts w:ascii="TH SarabunPSK" w:hAnsi="TH SarabunPSK" w:cs="TH SarabunPSK"/>
+                      <w:sz w:val="28"/>
+                    </w:rPr>
+                    <w:t>}</w:t>
                   </w:r>
                 </w:p>
               </w:txbxContent>
@@ -703,8 +857,17 @@
                       <w:rFonts w:ascii="TH SarabunPSK" w:hAnsi="TH SarabunPSK" w:cs="TH SarabunPSK"/>
                       <w:sz w:val="28"/>
                     </w:rPr>
-                    <w:t>${contact_phone</w:t>
-                  </w:r>
+                    <w:t>${</w:t>
+                  </w:r>
+                  <w:proofErr w:type="spellStart"/>
+                  <w:r>
+                    <w:rPr>
+                      <w:rFonts w:ascii="TH SarabunPSK" w:hAnsi="TH SarabunPSK" w:cs="TH SarabunPSK"/>
+                      <w:sz w:val="28"/>
+                    </w:rPr>
+                    <w:t>contact_phone</w:t>
+                  </w:r>
+                  <w:proofErr w:type="spellEnd"/>
                   <w:r>
                     <w:rPr>
                       <w:rFonts w:ascii="TH SarabunPSK" w:hAnsi="TH SarabunPSK" w:cs="TH SarabunPSK"/>
@@ -738,8 +901,17 @@
                       <w:rFonts w:ascii="TH SarabunPSK" w:hAnsi="TH SarabunPSK" w:cs="TH SarabunPSK"/>
                       <w:sz w:val="28"/>
                     </w:rPr>
-                    <w:t>${contact_phone</w:t>
-                  </w:r>
+                    <w:t>${</w:t>
+                  </w:r>
+                  <w:proofErr w:type="spellStart"/>
+                  <w:r>
+                    <w:rPr>
+                      <w:rFonts w:ascii="TH SarabunPSK" w:hAnsi="TH SarabunPSK" w:cs="TH SarabunPSK"/>
+                      <w:sz w:val="28"/>
+                    </w:rPr>
+                    <w:t>contact_phone</w:t>
+                  </w:r>
+                  <w:proofErr w:type="spellEnd"/>
                   <w:r>
                     <w:rPr>
                       <w:rFonts w:ascii="TH SarabunPSK" w:hAnsi="TH SarabunPSK" w:cs="TH SarabunPSK"/>
@@ -774,7 +946,15 @@
                       <w:sz w:val="28"/>
                       <w:cs/>
                     </w:rPr>
-                    <w:t xml:space="preserve">             -                                    -                               </w:t>
+                    <w:t xml:space="preserve">             </w:t>
+                  </w:r>
+                  <w:r>
+                    <w:rPr>
+                      <w:rFonts w:ascii="TH SarabunPSK" w:hAnsi="TH SarabunPSK" w:cs="TH SarabunPSK" w:hint="cs"/>
+                      <w:sz w:val="28"/>
+                      <w:cs/>
+                    </w:rPr>
+                    <w:t xml:space="preserve">-                                    -                               </w:t>
                   </w:r>
                 </w:p>
               </w:txbxContent>
@@ -803,7 +983,15 @@
                       <w:sz w:val="28"/>
                       <w:cs/>
                     </w:rPr>
-                    <w:t xml:space="preserve">             -                                    -                               </w:t>
+                    <w:t xml:space="preserve">             </w:t>
+                  </w:r>
+                  <w:r>
+                    <w:rPr>
+                      <w:rFonts w:ascii="TH SarabunPSK" w:hAnsi="TH SarabunPSK" w:cs="TH SarabunPSK" w:hint="cs"/>
+                      <w:sz w:val="28"/>
+                      <w:cs/>
+                    </w:rPr>
+                    <w:t xml:space="preserve">-                                    -                               </w:t>
                   </w:r>
                 </w:p>
               </w:txbxContent>
@@ -845,7 +1033,23 @@
           <w:rFonts w:ascii="TH SarabunPSK" w:hAnsi="TH SarabunPSK" w:cs="TH SarabunPSK" w:hint="cs"/>
           <w:cs/>
         </w:rPr>
-        <w:t>มีสิทธิลาพักผ่อนประจําปีจำนวน</w:t>
+        <w:t>มีสิทธิลาพักผ่อน</w:t>
+      </w:r>
+      <w:proofErr w:type="spellStart"/>
+      <w:r>
+        <w:rPr>
+          <w:rFonts w:ascii="TH SarabunPSK" w:hAnsi="TH SarabunPSK" w:cs="TH SarabunPSK" w:hint="cs"/>
+          <w:cs/>
+        </w:rPr>
+        <w:t>ประจํ</w:t>
+      </w:r>
+      <w:proofErr w:type="spellEnd"/>
+      <w:r>
+        <w:rPr>
+          <w:rFonts w:ascii="TH SarabunPSK" w:hAnsi="TH SarabunPSK" w:cs="TH SarabunPSK" w:hint="cs"/>
+          <w:cs/>
+        </w:rPr>
+        <w:t>าปีจำนวน</w:t>
       </w:r>
       <w:r>
         <w:rPr>
@@ -1200,7 +1404,23 @@
                       <w:rFonts w:ascii="TH SarabunPSK" w:hAnsi="TH SarabunPSK" w:cs="TH SarabunPSK"/>
                       <w:sz w:val="28"/>
                     </w:rPr>
-                    <w:t>${employee_signature}</w:t>
+                    <w:t>${</w:t>
+                  </w:r>
+                  <w:proofErr w:type="spellStart"/>
+                  <w:r>
+                    <w:rPr>
+                      <w:rFonts w:ascii="TH SarabunPSK" w:hAnsi="TH SarabunPSK" w:cs="TH SarabunPSK"/>
+                      <w:sz w:val="28"/>
+                    </w:rPr>
+                    <w:t>employee_signature</w:t>
+                  </w:r>
+                  <w:proofErr w:type="spellEnd"/>
+                  <w:r>
+                    <w:rPr>
+                      <w:rFonts w:ascii="TH SarabunPSK" w:hAnsi="TH SarabunPSK" w:cs="TH SarabunPSK"/>
+                      <w:sz w:val="28"/>
+                    </w:rPr>
+                    <w:t>}</w:t>
                   </w:r>
                 </w:p>
               </w:txbxContent>
@@ -1295,6 +1515,7 @@
                           </w:rPr>
                           <w:t>${</w:t>
                         </w:r>
+                        <w:proofErr w:type="spellStart"/>
                         <w:r>
                           <w:rPr>
                             <w:rFonts w:ascii="TH SarabunPSK" w:hAnsi="TH SarabunPSK" w:cs="TH SarabunPSK"/>
@@ -1302,6 +1523,7 @@
                           </w:rPr>
                           <w:t>vacation_used</w:t>
                         </w:r>
+                        <w:proofErr w:type="spellEnd"/>
                         <w:r>
                           <w:rPr>
                             <w:rFonts w:ascii="TH SarabunPSK" w:hAnsi="TH SarabunPSK" w:cs="TH SarabunPSK"/>
@@ -1391,6 +1613,7 @@
                           </w:rPr>
                           <w:t>${</w:t>
                         </w:r>
+                        <w:proofErr w:type="spellStart"/>
                         <w:r>
                           <w:rPr>
                             <w:rFonts w:ascii="TH SarabunPSK" w:hAnsi="TH SarabunPSK" w:cs="TH SarabunPSK"/>
@@ -1398,6 +1621,7 @@
                           </w:rPr>
                           <w:t>total_days_vacation</w:t>
                         </w:r>
+                        <w:proofErr w:type="spellEnd"/>
                         <w:r>
                           <w:rPr>
                             <w:rFonts w:ascii="TH SarabunPSK" w:hAnsi="TH SarabunPSK" w:cs="TH SarabunPSK"/>
@@ -1487,6 +1711,7 @@
                           </w:rPr>
                           <w:t>${</w:t>
                         </w:r>
+                        <w:proofErr w:type="spellStart"/>
                         <w:r>
                           <w:rPr>
                             <w:rFonts w:ascii="TH SarabunPSK" w:hAnsi="TH SarabunPSK" w:cs="TH SarabunPSK"/>
@@ -1494,6 +1719,7 @@
                           </w:rPr>
                           <w:t>sum_total_days_vacation</w:t>
                         </w:r>
+                        <w:proofErr w:type="spellEnd"/>
                         <w:r>
                           <w:rPr>
                             <w:rFonts w:ascii="TH SarabunPSK" w:hAnsi="TH SarabunPSK" w:cs="TH SarabunPSK"/>
@@ -1604,7 +1830,23 @@
                       <w:rFonts w:ascii="TH SarabunPSK" w:hAnsi="TH SarabunPSK" w:cs="TH SarabunPSK"/>
                       <w:sz w:val="28"/>
                     </w:rPr>
-                    <w:t>${employee_signature}</w:t>
+                    <w:t>${</w:t>
+                  </w:r>
+                  <w:proofErr w:type="spellStart"/>
+                  <w:r>
+                    <w:rPr>
+                      <w:rFonts w:ascii="TH SarabunPSK" w:hAnsi="TH SarabunPSK" w:cs="TH SarabunPSK"/>
+                      <w:sz w:val="28"/>
+                    </w:rPr>
+                    <w:t>employee_signature</w:t>
+                  </w:r>
+                  <w:proofErr w:type="spellEnd"/>
+                  <w:r>
+                    <w:rPr>
+                      <w:rFonts w:ascii="TH SarabunPSK" w:hAnsi="TH SarabunPSK" w:cs="TH SarabunPSK"/>
+                      <w:sz w:val="28"/>
+                    </w:rPr>
+                    <w:t>}</w:t>
                   </w:r>
                 </w:p>
                 <w:p>
@@ -1682,6 +1924,7 @@
                     </w:rPr>
                     <w:t>${</w:t>
                   </w:r>
+                  <w:proofErr w:type="spellStart"/>
                   <w:r>
                     <w:rPr>
                       <w:rFonts w:ascii="TH SarabunPSK" w:hAnsi="TH SarabunPSK" w:cs="TH SarabunPSK"/>
@@ -1689,6 +1932,7 @@
                     </w:rPr>
                     <w:t>employee_name</w:t>
                   </w:r>
+                  <w:proofErr w:type="spellEnd"/>
                   <w:r>
                     <w:rPr>
                       <w:rFonts w:ascii="TH SarabunPSK" w:hAnsi="TH SarabunPSK" w:cs="TH SarabunPSK" w:hint="cs"/>
@@ -1722,7 +1966,23 @@
                       <w:rFonts w:ascii="TH SarabunPSK" w:hAnsi="TH SarabunPSK" w:cs="TH SarabunPSK"/>
                       <w:sz w:val="28"/>
                     </w:rPr>
-                    <w:t>${approver_signature}</w:t>
+                    <w:t>${</w:t>
+                  </w:r>
+                  <w:proofErr w:type="spellStart"/>
+                  <w:r>
+                    <w:rPr>
+                      <w:rFonts w:ascii="TH SarabunPSK" w:hAnsi="TH SarabunPSK" w:cs="TH SarabunPSK"/>
+                      <w:sz w:val="28"/>
+                    </w:rPr>
+                    <w:t>approver_signature</w:t>
+                  </w:r>
+                  <w:proofErr w:type="spellEnd"/>
+                  <w:r>
+                    <w:rPr>
+                      <w:rFonts w:ascii="TH SarabunPSK" w:hAnsi="TH SarabunPSK" w:cs="TH SarabunPSK"/>
+                      <w:sz w:val="28"/>
+                    </w:rPr>
+                    <w:t>}</w:t>
                   </w:r>
                 </w:p>
               </w:txbxContent>
@@ -1750,7 +2010,23 @@
                       <w:rFonts w:ascii="TH SarabunPSK" w:hAnsi="TH SarabunPSK" w:cs="TH SarabunPSK"/>
                       <w:sz w:val="28"/>
                     </w:rPr>
-                    <w:t>${approver_signature}</w:t>
+                    <w:t>${</w:t>
+                  </w:r>
+                  <w:proofErr w:type="spellStart"/>
+                  <w:r>
+                    <w:rPr>
+                      <w:rFonts w:ascii="TH SarabunPSK" w:hAnsi="TH SarabunPSK" w:cs="TH SarabunPSK"/>
+                      <w:sz w:val="28"/>
+                    </w:rPr>
+                    <w:t>approver_signature</w:t>
+                  </w:r>
+                  <w:proofErr w:type="spellEnd"/>
+                  <w:r>
+                    <w:rPr>
+                      <w:rFonts w:ascii="TH SarabunPSK" w:hAnsi="TH SarabunPSK" w:cs="TH SarabunPSK"/>
+                      <w:sz w:val="28"/>
+                    </w:rPr>
+                    <w:t>}</w:t>
                   </w:r>
                 </w:p>
               </w:txbxContent>
@@ -1778,7 +2054,23 @@
                       <w:rFonts w:ascii="TH SarabunPSK" w:hAnsi="TH SarabunPSK" w:cs="TH SarabunPSK"/>
                       <w:sz w:val="28"/>
                     </w:rPr>
-                    <w:t>${approver_signature}</w:t>
+                    <w:t>${</w:t>
+                  </w:r>
+                  <w:proofErr w:type="spellStart"/>
+                  <w:r>
+                    <w:rPr>
+                      <w:rFonts w:ascii="TH SarabunPSK" w:hAnsi="TH SarabunPSK" w:cs="TH SarabunPSK"/>
+                      <w:sz w:val="28"/>
+                    </w:rPr>
+                    <w:t>approver_signature</w:t>
+                  </w:r>
+                  <w:proofErr w:type="spellEnd"/>
+                  <w:r>
+                    <w:rPr>
+                      <w:rFonts w:ascii="TH SarabunPSK" w:hAnsi="TH SarabunPSK" w:cs="TH SarabunPSK"/>
+                      <w:sz w:val="28"/>
+                    </w:rPr>
+                    <w:t>}</w:t>
                   </w:r>
                 </w:p>
               </w:txbxContent>
@@ -1806,7 +2098,23 @@
                       <w:rFonts w:ascii="TH SarabunPSK" w:hAnsi="TH SarabunPSK" w:cs="TH SarabunPSK"/>
                       <w:sz w:val="28"/>
                     </w:rPr>
-                    <w:t>${approver_signature}</w:t>
+                    <w:t>${</w:t>
+                  </w:r>
+                  <w:proofErr w:type="spellStart"/>
+                  <w:r>
+                    <w:rPr>
+                      <w:rFonts w:ascii="TH SarabunPSK" w:hAnsi="TH SarabunPSK" w:cs="TH SarabunPSK"/>
+                      <w:sz w:val="28"/>
+                    </w:rPr>
+                    <w:t>approver_signature</w:t>
+                  </w:r>
+                  <w:proofErr w:type="spellEnd"/>
+                  <w:r>
+                    <w:rPr>
+                      <w:rFonts w:ascii="TH SarabunPSK" w:hAnsi="TH SarabunPSK" w:cs="TH SarabunPSK"/>
+                      <w:sz w:val="28"/>
+                    </w:rPr>
+                    <w:t>}</w:t>
                   </w:r>
                 </w:p>
               </w:txbxContent>
@@ -1834,7 +2142,23 @@
                       <w:rFonts w:ascii="TH SarabunPSK" w:hAnsi="TH SarabunPSK" w:cs="TH SarabunPSK"/>
                       <w:sz w:val="28"/>
                     </w:rPr>
-                    <w:t>${approver_signature}</w:t>
+                    <w:t>${</w:t>
+                  </w:r>
+                  <w:proofErr w:type="spellStart"/>
+                  <w:r>
+                    <w:rPr>
+                      <w:rFonts w:ascii="TH SarabunPSK" w:hAnsi="TH SarabunPSK" w:cs="TH SarabunPSK"/>
+                      <w:sz w:val="28"/>
+                    </w:rPr>
+                    <w:t>approver_signature</w:t>
+                  </w:r>
+                  <w:proofErr w:type="spellEnd"/>
+                  <w:r>
+                    <w:rPr>
+                      <w:rFonts w:ascii="TH SarabunPSK" w:hAnsi="TH SarabunPSK" w:cs="TH SarabunPSK"/>
+                      <w:sz w:val="28"/>
+                    </w:rPr>
+                    <w:t>}</w:t>
                   </w:r>
                 </w:p>
               </w:txbxContent>
@@ -1862,7 +2186,23 @@
                       <w:rFonts w:ascii="TH SarabunPSK" w:hAnsi="TH SarabunPSK" w:cs="TH SarabunPSK"/>
                       <w:sz w:val="28"/>
                     </w:rPr>
-                    <w:t>${approver_signature}</w:t>
+                    <w:t>${</w:t>
+                  </w:r>
+                  <w:proofErr w:type="spellStart"/>
+                  <w:r>
+                    <w:rPr>
+                      <w:rFonts w:ascii="TH SarabunPSK" w:hAnsi="TH SarabunPSK" w:cs="TH SarabunPSK"/>
+                      <w:sz w:val="28"/>
+                    </w:rPr>
+                    <w:t>approver_signature</w:t>
+                  </w:r>
+                  <w:proofErr w:type="spellEnd"/>
+                  <w:r>
+                    <w:rPr>
+                      <w:rFonts w:ascii="TH SarabunPSK" w:hAnsi="TH SarabunPSK" w:cs="TH SarabunPSK"/>
+                      <w:sz w:val="28"/>
+                    </w:rPr>
+                    <w:t>}</w:t>
                   </w:r>
                 </w:p>
               </w:txbxContent>
@@ -1890,7 +2230,23 @@
                       <w:rFonts w:ascii="TH SarabunPSK" w:hAnsi="TH SarabunPSK" w:cs="TH SarabunPSK"/>
                       <w:sz w:val="28"/>
                     </w:rPr>
-                    <w:t>${approver_signature}</w:t>
+                    <w:t>${</w:t>
+                  </w:r>
+                  <w:proofErr w:type="spellStart"/>
+                  <w:r>
+                    <w:rPr>
+                      <w:rFonts w:ascii="TH SarabunPSK" w:hAnsi="TH SarabunPSK" w:cs="TH SarabunPSK"/>
+                      <w:sz w:val="28"/>
+                    </w:rPr>
+                    <w:t>approver_signature</w:t>
+                  </w:r>
+                  <w:proofErr w:type="spellEnd"/>
+                  <w:r>
+                    <w:rPr>
+                      <w:rFonts w:ascii="TH SarabunPSK" w:hAnsi="TH SarabunPSK" w:cs="TH SarabunPSK"/>
+                      <w:sz w:val="28"/>
+                    </w:rPr>
+                    <w:t>}</w:t>
                   </w:r>
                 </w:p>
               </w:txbxContent>
@@ -1918,7 +2274,23 @@
                       <w:rFonts w:ascii="TH SarabunPSK" w:hAnsi="TH SarabunPSK" w:cs="TH SarabunPSK"/>
                       <w:sz w:val="28"/>
                     </w:rPr>
-                    <w:t>${approver_signature}</w:t>
+                    <w:t>${</w:t>
+                  </w:r>
+                  <w:proofErr w:type="spellStart"/>
+                  <w:r>
+                    <w:rPr>
+                      <w:rFonts w:ascii="TH SarabunPSK" w:hAnsi="TH SarabunPSK" w:cs="TH SarabunPSK"/>
+                      <w:sz w:val="28"/>
+                    </w:rPr>
+                    <w:t>approver_signature</w:t>
+                  </w:r>
+                  <w:proofErr w:type="spellEnd"/>
+                  <w:r>
+                    <w:rPr>
+                      <w:rFonts w:ascii="TH SarabunPSK" w:hAnsi="TH SarabunPSK" w:cs="TH SarabunPSK"/>
+                      <w:sz w:val="28"/>
+                    </w:rPr>
+                    <w:t>}</w:t>
                   </w:r>
                 </w:p>
               </w:txbxContent>
@@ -1946,7 +2318,23 @@
                       <w:rFonts w:ascii="TH SarabunPSK" w:hAnsi="TH SarabunPSK" w:cs="TH SarabunPSK"/>
                       <w:sz w:val="28"/>
                     </w:rPr>
-                    <w:t>${approver_signature}</w:t>
+                    <w:t>${</w:t>
+                  </w:r>
+                  <w:proofErr w:type="spellStart"/>
+                  <w:r>
+                    <w:rPr>
+                      <w:rFonts w:ascii="TH SarabunPSK" w:hAnsi="TH SarabunPSK" w:cs="TH SarabunPSK"/>
+                      <w:sz w:val="28"/>
+                    </w:rPr>
+                    <w:t>approver_signature</w:t>
+                  </w:r>
+                  <w:proofErr w:type="spellEnd"/>
+                  <w:r>
+                    <w:rPr>
+                      <w:rFonts w:ascii="TH SarabunPSK" w:hAnsi="TH SarabunPSK" w:cs="TH SarabunPSK"/>
+                      <w:sz w:val="28"/>
+                    </w:rPr>
+                    <w:t>}</w:t>
                   </w:r>
                 </w:p>
               </w:txbxContent>
@@ -1974,7 +2362,23 @@
                       <w:rFonts w:ascii="TH SarabunPSK" w:hAnsi="TH SarabunPSK" w:cs="TH SarabunPSK"/>
                       <w:sz w:val="28"/>
                     </w:rPr>
-                    <w:t>${approver_signature}</w:t>
+                    <w:t>${</w:t>
+                  </w:r>
+                  <w:proofErr w:type="spellStart"/>
+                  <w:r>
+                    <w:rPr>
+                      <w:rFonts w:ascii="TH SarabunPSK" w:hAnsi="TH SarabunPSK" w:cs="TH SarabunPSK"/>
+                      <w:sz w:val="28"/>
+                    </w:rPr>
+                    <w:t>approver_signature</w:t>
+                  </w:r>
+                  <w:proofErr w:type="spellEnd"/>
+                  <w:r>
+                    <w:rPr>
+                      <w:rFonts w:ascii="TH SarabunPSK" w:hAnsi="TH SarabunPSK" w:cs="TH SarabunPSK"/>
+                      <w:sz w:val="28"/>
+                    </w:rPr>
+                    <w:t>}</w:t>
                   </w:r>
                 </w:p>
               </w:txbxContent>
@@ -2002,7 +2406,23 @@
                       <w:rFonts w:ascii="TH SarabunPSK" w:hAnsi="TH SarabunPSK" w:cs="TH SarabunPSK"/>
                       <w:sz w:val="28"/>
                     </w:rPr>
-                    <w:t>${approver_signature}</w:t>
+                    <w:t>${</w:t>
+                  </w:r>
+                  <w:proofErr w:type="spellStart"/>
+                  <w:r>
+                    <w:rPr>
+                      <w:rFonts w:ascii="TH SarabunPSK" w:hAnsi="TH SarabunPSK" w:cs="TH SarabunPSK"/>
+                      <w:sz w:val="28"/>
+                    </w:rPr>
+                    <w:t>approver_signature</w:t>
+                  </w:r>
+                  <w:proofErr w:type="spellEnd"/>
+                  <w:r>
+                    <w:rPr>
+                      <w:rFonts w:ascii="TH SarabunPSK" w:hAnsi="TH SarabunPSK" w:cs="TH SarabunPSK"/>
+                      <w:sz w:val="28"/>
+                    </w:rPr>
+                    <w:t>}</w:t>
                   </w:r>
                 </w:p>
               </w:txbxContent>
@@ -2030,7 +2450,23 @@
                       <w:rFonts w:ascii="TH SarabunPSK" w:hAnsi="TH SarabunPSK" w:cs="TH SarabunPSK"/>
                       <w:sz w:val="28"/>
                     </w:rPr>
-                    <w:t>${approver_signature}</w:t>
+                    <w:t>${</w:t>
+                  </w:r>
+                  <w:proofErr w:type="spellStart"/>
+                  <w:r>
+                    <w:rPr>
+                      <w:rFonts w:ascii="TH SarabunPSK" w:hAnsi="TH SarabunPSK" w:cs="TH SarabunPSK"/>
+                      <w:sz w:val="28"/>
+                    </w:rPr>
+                    <w:t>approver_signature</w:t>
+                  </w:r>
+                  <w:proofErr w:type="spellEnd"/>
+                  <w:r>
+                    <w:rPr>
+                      <w:rFonts w:ascii="TH SarabunPSK" w:hAnsi="TH SarabunPSK" w:cs="TH SarabunPSK"/>
+                      <w:sz w:val="28"/>
+                    </w:rPr>
+                    <w:t>}</w:t>
                   </w:r>
                 </w:p>
               </w:txbxContent>
@@ -2058,7 +2494,23 @@
                       <w:rFonts w:ascii="TH SarabunPSK" w:hAnsi="TH SarabunPSK" w:cs="TH SarabunPSK"/>
                       <w:sz w:val="28"/>
                     </w:rPr>
-                    <w:t>${approver_signature}</w:t>
+                    <w:t>${</w:t>
+                  </w:r>
+                  <w:proofErr w:type="spellStart"/>
+                  <w:r>
+                    <w:rPr>
+                      <w:rFonts w:ascii="TH SarabunPSK" w:hAnsi="TH SarabunPSK" w:cs="TH SarabunPSK"/>
+                      <w:sz w:val="28"/>
+                    </w:rPr>
+                    <w:t>approver_signature</w:t>
+                  </w:r>
+                  <w:proofErr w:type="spellEnd"/>
+                  <w:r>
+                    <w:rPr>
+                      <w:rFonts w:ascii="TH SarabunPSK" w:hAnsi="TH SarabunPSK" w:cs="TH SarabunPSK"/>
+                      <w:sz w:val="28"/>
+                    </w:rPr>
+                    <w:t>}</w:t>
                   </w:r>
                 </w:p>
               </w:txbxContent>
@@ -2086,7 +2538,23 @@
                       <w:rFonts w:ascii="TH SarabunPSK" w:hAnsi="TH SarabunPSK" w:cs="TH SarabunPSK"/>
                       <w:sz w:val="28"/>
                     </w:rPr>
-                    <w:t>${approver_signature}</w:t>
+                    <w:t>${</w:t>
+                  </w:r>
+                  <w:proofErr w:type="spellStart"/>
+                  <w:r>
+                    <w:rPr>
+                      <w:rFonts w:ascii="TH SarabunPSK" w:hAnsi="TH SarabunPSK" w:cs="TH SarabunPSK"/>
+                      <w:sz w:val="28"/>
+                    </w:rPr>
+                    <w:t>approver_signature</w:t>
+                  </w:r>
+                  <w:proofErr w:type="spellEnd"/>
+                  <w:r>
+                    <w:rPr>
+                      <w:rFonts w:ascii="TH SarabunPSK" w:hAnsi="TH SarabunPSK" w:cs="TH SarabunPSK"/>
+                      <w:sz w:val="28"/>
+                    </w:rPr>
+                    <w:t>}</w:t>
                   </w:r>
                 </w:p>
               </w:txbxContent>
@@ -2114,7 +2582,23 @@
                       <w:rFonts w:ascii="TH SarabunPSK" w:hAnsi="TH SarabunPSK" w:cs="TH SarabunPSK"/>
                       <w:sz w:val="28"/>
                     </w:rPr>
-                    <w:t>${approver_signature}</w:t>
+                    <w:t>${</w:t>
+                  </w:r>
+                  <w:proofErr w:type="spellStart"/>
+                  <w:r>
+                    <w:rPr>
+                      <w:rFonts w:ascii="TH SarabunPSK" w:hAnsi="TH SarabunPSK" w:cs="TH SarabunPSK"/>
+                      <w:sz w:val="28"/>
+                    </w:rPr>
+                    <w:t>approver_signature</w:t>
+                  </w:r>
+                  <w:proofErr w:type="spellEnd"/>
+                  <w:r>
+                    <w:rPr>
+                      <w:rFonts w:ascii="TH SarabunPSK" w:hAnsi="TH SarabunPSK" w:cs="TH SarabunPSK"/>
+                      <w:sz w:val="28"/>
+                    </w:rPr>
+                    <w:t>}</w:t>
                   </w:r>
                 </w:p>
               </w:txbxContent>
@@ -2142,7 +2626,23 @@
                       <w:rFonts w:ascii="TH SarabunPSK" w:hAnsi="TH SarabunPSK" w:cs="TH SarabunPSK"/>
                       <w:sz w:val="28"/>
                     </w:rPr>
-                    <w:t>${approver_signature}</w:t>
+                    <w:t>${</w:t>
+                  </w:r>
+                  <w:proofErr w:type="spellStart"/>
+                  <w:r>
+                    <w:rPr>
+                      <w:rFonts w:ascii="TH SarabunPSK" w:hAnsi="TH SarabunPSK" w:cs="TH SarabunPSK"/>
+                      <w:sz w:val="28"/>
+                    </w:rPr>
+                    <w:t>approver_signature</w:t>
+                  </w:r>
+                  <w:proofErr w:type="spellEnd"/>
+                  <w:r>
+                    <w:rPr>
+                      <w:rFonts w:ascii="TH SarabunPSK" w:hAnsi="TH SarabunPSK" w:cs="TH SarabunPSK"/>
+                      <w:sz w:val="28"/>
+                    </w:rPr>
+                    <w:t>}</w:t>
                   </w:r>
                 </w:p>
               </w:txbxContent>
@@ -2170,7 +2670,23 @@
                       <w:rFonts w:ascii="TH SarabunPSK" w:hAnsi="TH SarabunPSK" w:cs="TH SarabunPSK"/>
                       <w:sz w:val="28"/>
                     </w:rPr>
-                    <w:t>${approver_signature}</w:t>
+                    <w:t>${</w:t>
+                  </w:r>
+                  <w:proofErr w:type="spellStart"/>
+                  <w:r>
+                    <w:rPr>
+                      <w:rFonts w:ascii="TH SarabunPSK" w:hAnsi="TH SarabunPSK" w:cs="TH SarabunPSK"/>
+                      <w:sz w:val="28"/>
+                    </w:rPr>
+                    <w:t>approver_signature</w:t>
+                  </w:r>
+                  <w:proofErr w:type="spellEnd"/>
+                  <w:r>
+                    <w:rPr>
+                      <w:rFonts w:ascii="TH SarabunPSK" w:hAnsi="TH SarabunPSK" w:cs="TH SarabunPSK"/>
+                      <w:sz w:val="28"/>
+                    </w:rPr>
+                    <w:t>}</w:t>
                   </w:r>
                 </w:p>
               </w:txbxContent>
@@ -2198,7 +2714,23 @@
                       <w:rFonts w:ascii="TH SarabunPSK" w:hAnsi="TH SarabunPSK" w:cs="TH SarabunPSK"/>
                       <w:sz w:val="28"/>
                     </w:rPr>
-                    <w:t>${approver_signature}</w:t>
+                    <w:t>${</w:t>
+                  </w:r>
+                  <w:proofErr w:type="spellStart"/>
+                  <w:r>
+                    <w:rPr>
+                      <w:rFonts w:ascii="TH SarabunPSK" w:hAnsi="TH SarabunPSK" w:cs="TH SarabunPSK"/>
+                      <w:sz w:val="28"/>
+                    </w:rPr>
+                    <w:t>approver_signature</w:t>
+                  </w:r>
+                  <w:proofErr w:type="spellEnd"/>
+                  <w:r>
+                    <w:rPr>
+                      <w:rFonts w:ascii="TH SarabunPSK" w:hAnsi="TH SarabunPSK" w:cs="TH SarabunPSK"/>
+                      <w:sz w:val="28"/>
+                    </w:rPr>
+                    <w:t>}</w:t>
                   </w:r>
                 </w:p>
               </w:txbxContent>
@@ -2226,7 +2758,23 @@
                       <w:rFonts w:ascii="TH SarabunPSK" w:hAnsi="TH SarabunPSK" w:cs="TH SarabunPSK"/>
                       <w:sz w:val="28"/>
                     </w:rPr>
-                    <w:t>${approver_signature}</w:t>
+                    <w:t>${</w:t>
+                  </w:r>
+                  <w:proofErr w:type="spellStart"/>
+                  <w:r>
+                    <w:rPr>
+                      <w:rFonts w:ascii="TH SarabunPSK" w:hAnsi="TH SarabunPSK" w:cs="TH SarabunPSK"/>
+                      <w:sz w:val="28"/>
+                    </w:rPr>
+                    <w:t>approver_signature</w:t>
+                  </w:r>
+                  <w:proofErr w:type="spellEnd"/>
+                  <w:r>
+                    <w:rPr>
+                      <w:rFonts w:ascii="TH SarabunPSK" w:hAnsi="TH SarabunPSK" w:cs="TH SarabunPSK"/>
+                      <w:sz w:val="28"/>
+                    </w:rPr>
+                    <w:t>}</w:t>
                   </w:r>
                 </w:p>
               </w:txbxContent>
@@ -2254,7 +2802,23 @@
                       <w:rFonts w:ascii="TH SarabunPSK" w:hAnsi="TH SarabunPSK" w:cs="TH SarabunPSK"/>
                       <w:sz w:val="28"/>
                     </w:rPr>
-                    <w:t>${approver_signature}</w:t>
+                    <w:t>${</w:t>
+                  </w:r>
+                  <w:proofErr w:type="spellStart"/>
+                  <w:r>
+                    <w:rPr>
+                      <w:rFonts w:ascii="TH SarabunPSK" w:hAnsi="TH SarabunPSK" w:cs="TH SarabunPSK"/>
+                      <w:sz w:val="28"/>
+                    </w:rPr>
+                    <w:t>approver_signature</w:t>
+                  </w:r>
+                  <w:proofErr w:type="spellEnd"/>
+                  <w:r>
+                    <w:rPr>
+                      <w:rFonts w:ascii="TH SarabunPSK" w:hAnsi="TH SarabunPSK" w:cs="TH SarabunPSK"/>
+                      <w:sz w:val="28"/>
+                    </w:rPr>
+                    <w:t>}</w:t>
                   </w:r>
                 </w:p>
               </w:txbxContent>
@@ -2334,7 +2898,23 @@
                       <w:rFonts w:ascii="TH SarabunPSK" w:hAnsi="TH SarabunPSK" w:cs="TH SarabunPSK"/>
                       <w:sz w:val="28"/>
                     </w:rPr>
-                    <w:t>${employee_signature}</w:t>
+                    <w:t>${</w:t>
+                  </w:r>
+                  <w:proofErr w:type="spellStart"/>
+                  <w:r>
+                    <w:rPr>
+                      <w:rFonts w:ascii="TH SarabunPSK" w:hAnsi="TH SarabunPSK" w:cs="TH SarabunPSK"/>
+                      <w:sz w:val="28"/>
+                    </w:rPr>
+                    <w:t>employee_signature</w:t>
+                  </w:r>
+                  <w:proofErr w:type="spellEnd"/>
+                  <w:r>
+                    <w:rPr>
+                      <w:rFonts w:ascii="TH SarabunPSK" w:hAnsi="TH SarabunPSK" w:cs="TH SarabunPSK"/>
+                      <w:sz w:val="28"/>
+                    </w:rPr>
+                    <w:t>}</w:t>
                   </w:r>
                 </w:p>
               </w:txbxContent>
@@ -2506,6 +3086,7 @@
                     </w:rPr>
                     <w:t>${</w:t>
                   </w:r>
+                  <w:proofErr w:type="spellStart"/>
                   <w:r>
                     <w:rPr>
                       <w:rFonts w:ascii="TH SarabunPSK" w:hAnsi="TH SarabunPSK" w:cs="TH SarabunPSK"/>
@@ -2513,6 +3094,7 @@
                     </w:rPr>
                     <w:t>check_rejected</w:t>
                   </w:r>
+                  <w:proofErr w:type="spellEnd"/>
                 </w:p>
                 <w:p>
                   <w:pPr>
@@ -2612,7 +3194,23 @@
                       <w:rFonts w:ascii="TH SarabunPSK" w:hAnsi="TH SarabunPSK" w:cs="TH SarabunPSK"/>
                       <w:sz w:val="28"/>
                     </w:rPr>
-                    <w:t>${employee_signature}</w:t>
+                    <w:t>${</w:t>
+                  </w:r>
+                  <w:proofErr w:type="spellStart"/>
+                  <w:r>
+                    <w:rPr>
+                      <w:rFonts w:ascii="TH SarabunPSK" w:hAnsi="TH SarabunPSK" w:cs="TH SarabunPSK"/>
+                      <w:sz w:val="28"/>
+                    </w:rPr>
+                    <w:t>employee_signature</w:t>
+                  </w:r>
+                  <w:proofErr w:type="spellEnd"/>
+                  <w:r>
+                    <w:rPr>
+                      <w:rFonts w:ascii="TH SarabunPSK" w:hAnsi="TH SarabunPSK" w:cs="TH SarabunPSK"/>
+                      <w:sz w:val="28"/>
+                    </w:rPr>
+                    <w:t>}</w:t>
                   </w:r>
                 </w:p>
               </w:txbxContent>
@@ -2640,7 +3238,23 @@
                       <w:rFonts w:ascii="TH SarabunPSK" w:hAnsi="TH SarabunPSK" w:cs="TH SarabunPSK"/>
                       <w:sz w:val="28"/>
                     </w:rPr>
-                    <w:t>${employee_signature}</w:t>
+                    <w:t>${</w:t>
+                  </w:r>
+                  <w:proofErr w:type="spellStart"/>
+                  <w:r>
+                    <w:rPr>
+                      <w:rFonts w:ascii="TH SarabunPSK" w:hAnsi="TH SarabunPSK" w:cs="TH SarabunPSK"/>
+                      <w:sz w:val="28"/>
+                    </w:rPr>
+                    <w:t>employee_signature</w:t>
+                  </w:r>
+                  <w:proofErr w:type="spellEnd"/>
+                  <w:r>
+                    <w:rPr>
+                      <w:rFonts w:ascii="TH SarabunPSK" w:hAnsi="TH SarabunPSK" w:cs="TH SarabunPSK"/>
+                      <w:sz w:val="28"/>
+                    </w:rPr>
+                    <w:t>}</w:t>
                   </w:r>
                 </w:p>
               </w:txbxContent>
@@ -2856,7 +3470,23 @@
                       <w:rFonts w:ascii="TH SarabunPSK" w:hAnsi="TH SarabunPSK" w:cs="TH SarabunPSK"/>
                       <w:sz w:val="28"/>
                     </w:rPr>
-                    <w:t>${approver_signature}</w:t>
+                    <w:t>${</w:t>
+                  </w:r>
+                  <w:proofErr w:type="spellStart"/>
+                  <w:r>
+                    <w:rPr>
+                      <w:rFonts w:ascii="TH SarabunPSK" w:hAnsi="TH SarabunPSK" w:cs="TH SarabunPSK"/>
+                      <w:sz w:val="28"/>
+                    </w:rPr>
+                    <w:t>approver_signature</w:t>
+                  </w:r>
+                  <w:proofErr w:type="spellEnd"/>
+                  <w:r>
+                    <w:rPr>
+                      <w:rFonts w:ascii="TH SarabunPSK" w:hAnsi="TH SarabunPSK" w:cs="TH SarabunPSK"/>
+                      <w:sz w:val="28"/>
+                    </w:rPr>
+                    <w:t>}</w:t>
                   </w:r>
                 </w:p>
               </w:txbxContent>
@@ -2955,7 +3585,23 @@
                       <w:rFonts w:ascii="TH SarabunPSK" w:hAnsi="TH SarabunPSK" w:cs="TH SarabunPSK"/>
                       <w:sz w:val="28"/>
                     </w:rPr>
-                    <w:t>${approver_signature}</w:t>
+                    <w:t>${</w:t>
+                  </w:r>
+                  <w:proofErr w:type="spellStart"/>
+                  <w:r>
+                    <w:rPr>
+                      <w:rFonts w:ascii="TH SarabunPSK" w:hAnsi="TH SarabunPSK" w:cs="TH SarabunPSK"/>
+                      <w:sz w:val="28"/>
+                    </w:rPr>
+                    <w:t>approver_signature</w:t>
+                  </w:r>
+                  <w:proofErr w:type="spellEnd"/>
+                  <w:r>
+                    <w:rPr>
+                      <w:rFonts w:ascii="TH SarabunPSK" w:hAnsi="TH SarabunPSK" w:cs="TH SarabunPSK"/>
+                      <w:sz w:val="28"/>
+                    </w:rPr>
+                    <w:t>}</w:t>
                   </w:r>
                 </w:p>
               </w:txbxContent>
@@ -2983,7 +3629,23 @@
                       <w:rFonts w:ascii="TH SarabunPSK" w:hAnsi="TH SarabunPSK" w:cs="TH SarabunPSK"/>
                       <w:sz w:val="28"/>
                     </w:rPr>
-                    <w:t>${approver_signature}</w:t>
+                    <w:t>${</w:t>
+                  </w:r>
+                  <w:proofErr w:type="spellStart"/>
+                  <w:r>
+                    <w:rPr>
+                      <w:rFonts w:ascii="TH SarabunPSK" w:hAnsi="TH SarabunPSK" w:cs="TH SarabunPSK"/>
+                      <w:sz w:val="28"/>
+                    </w:rPr>
+                    <w:t>approver_signature</w:t>
+                  </w:r>
+                  <w:proofErr w:type="spellEnd"/>
+                  <w:r>
+                    <w:rPr>
+                      <w:rFonts w:ascii="TH SarabunPSK" w:hAnsi="TH SarabunPSK" w:cs="TH SarabunPSK"/>
+                      <w:sz w:val="28"/>
+                    </w:rPr>
+                    <w:t>}</w:t>
                   </w:r>
                 </w:p>
               </w:txbxContent>
@@ -3102,6 +3764,7 @@
         </w:rPr>
         <w:t xml:space="preserve">      </w:t>
       </w:r>
+      <w:proofErr w:type="gramStart"/>
       <w:r>
         <w:rPr>
           <w:rFonts w:ascii="TH SarabunPSK" w:hAnsi="TH SarabunPSK" w:cs="TH SarabunPSK" w:hint="cs"/>
@@ -3119,15 +3782,48 @@
           <w:shd w:val="clear" w:color="auto" w:fill="FFFFFF"/>
           <w:cs/>
         </w:rPr>
-        <w:t xml:space="preserve"> มานะ อินทราภรณ์ </w:t>
-      </w:r>
-      <w:r>
-        <w:rPr>
-          <w:rFonts w:ascii="TH SarabunPSK" w:hAnsi="TH SarabunPSK" w:cs="TH SarabunPSK" w:hint="cs"/>
+        <w:t xml:space="preserve"> มานะ</w:t>
+      </w:r>
+      <w:proofErr w:type="gramEnd"/>
+      <w:r>
+        <w:rPr>
+          <w:rFonts w:ascii="TH SarabunPSK" w:hAnsi="TH SarabunPSK" w:cs="TH SarabunPSK" w:hint="cs"/>
+          <w:color w:val="000000" w:themeColor="text1"/>
           <w:sz w:val="26"/>
           <w:szCs w:val="26"/>
-        </w:rPr>
-        <w:t xml:space="preserve">)  </w:t>
+          <w:shd w:val="clear" w:color="auto" w:fill="FFFFFF"/>
+          <w:cs/>
+        </w:rPr>
+        <w:t xml:space="preserve"> </w:t>
+      </w:r>
+      <w:proofErr w:type="gramStart"/>
+      <w:r>
+        <w:rPr>
+          <w:rFonts w:ascii="TH SarabunPSK" w:hAnsi="TH SarabunPSK" w:cs="TH SarabunPSK" w:hint="cs"/>
+          <w:color w:val="000000" w:themeColor="text1"/>
+          <w:sz w:val="26"/>
+          <w:szCs w:val="26"/>
+          <w:shd w:val="clear" w:color="auto" w:fill="FFFFFF"/>
+          <w:cs/>
+        </w:rPr>
+        <w:t xml:space="preserve">อินทราภรณ์ </w:t>
+      </w:r>
+      <w:r>
+        <w:rPr>
+          <w:rFonts w:ascii="TH SarabunPSK" w:hAnsi="TH SarabunPSK" w:cs="TH SarabunPSK" w:hint="cs"/>
+          <w:sz w:val="26"/>
+          <w:szCs w:val="26"/>
+        </w:rPr>
+        <w:t>)</w:t>
+      </w:r>
+      <w:proofErr w:type="gramEnd"/>
+      <w:r>
+        <w:rPr>
+          <w:rFonts w:ascii="TH SarabunPSK" w:hAnsi="TH SarabunPSK" w:cs="TH SarabunPSK" w:hint="cs"/>
+          <w:sz w:val="26"/>
+          <w:szCs w:val="26"/>
+        </w:rPr>
+        <w:t xml:space="preserve">  </w:t>
       </w:r>
     </w:p>
     <w:p>
@@ -3433,7 +4129,55 @@
         <w:szCs w:val="24"/>
         <w:cs/>
       </w:rPr>
-      <w:t xml:space="preserve">บริษัท อินฟินิท เบรน จำกัด  </w:t>
+      <w:t>บริษัท อิน</w:t>
+    </w:r>
+    <w:proofErr w:type="spellStart"/>
+    <w:r>
+      <w:rPr>
+        <w:rFonts w:asciiTheme="majorBidi" w:hAnsiTheme="majorBidi" w:cstheme="majorBidi"/>
+        <w:b/>
+        <w:bCs/>
+        <w:sz w:val="24"/>
+        <w:szCs w:val="24"/>
+        <w:cs/>
+      </w:rPr>
+      <w:t>ฟิ</w:t>
+    </w:r>
+    <w:proofErr w:type="spellEnd"/>
+    <w:r>
+      <w:rPr>
+        <w:rFonts w:asciiTheme="majorBidi" w:hAnsiTheme="majorBidi" w:cstheme="majorBidi"/>
+        <w:b/>
+        <w:bCs/>
+        <w:sz w:val="24"/>
+        <w:szCs w:val="24"/>
+        <w:cs/>
+      </w:rPr>
+      <w:t xml:space="preserve">นิท </w:t>
+    </w:r>
+    <w:proofErr w:type="spellStart"/>
+    <w:r>
+      <w:rPr>
+        <w:rFonts w:asciiTheme="majorBidi" w:hAnsiTheme="majorBidi" w:cstheme="majorBidi"/>
+        <w:b/>
+        <w:bCs/>
+        <w:sz w:val="24"/>
+        <w:szCs w:val="24"/>
+        <w:cs/>
+      </w:rPr>
+      <w:t>เบ</w:t>
+    </w:r>
+    <w:proofErr w:type="spellEnd"/>
+    <w:r>
+      <w:rPr>
+        <w:rFonts w:asciiTheme="majorBidi" w:hAnsiTheme="majorBidi" w:cstheme="majorBidi"/>
+        <w:b/>
+        <w:bCs/>
+        <w:sz w:val="24"/>
+        <w:szCs w:val="24"/>
+        <w:cs/>
+      </w:rPr>
+      <w:t xml:space="preserve">รน จำกัด  </w:t>
     </w:r>
     <w:r>
       <w:rPr>
@@ -4031,6 +4775,7 @@
   <w:style w:type="character" w:default="1" w:styleId="DefaultParagraphFont">
     <w:name w:val="Default Paragraph Font"/>
     <w:uiPriority w:val="1"/>
+    <w:semiHidden/>
     <w:unhideWhenUsed/>
   </w:style>
   <w:style w:type="table" w:default="1" w:styleId="TableNormal">

--- a/docs/ใบลาพักผ่อน_อินฟินิท(1).docx
+++ b/docs/ใบลาพักผ่อน_อินฟินิท(1).docx
@@ -386,6 +386,48 @@
         <w:rPr>
           <w:noProof/>
         </w:rPr>
+        <w:pict w14:anchorId="68843B03">
+          <v:shape id="_x0000_s2066" type="#_x0000_t202" style="position:absolute;margin-left:325.2pt;margin-top:21pt;width:126.55pt;height:21.75pt;z-index:251691008;visibility:visible;mso-wrap-distance-left:9pt;mso-wrap-distance-top:0;mso-wrap-distance-right:9pt;mso-wrap-distance-bottom:0;mso-position-horizontal-relative:text;mso-position-vertical-relative:text;mso-width-relative:margin;v-text-anchor:top" o:gfxdata="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" filled="f" stroked="f" strokeweight=".5pt">
+            <v:textbox style="mso-next-textbox:#_x0000_s2066">
+              <w:txbxContent>
+                <w:p>
+                  <w:pPr>
+                    <w:rPr>
+                      <w:rFonts w:ascii="TH SarabunPSK" w:hAnsi="TH SarabunPSK" w:cs="TH SarabunPSK"/>
+                      <w:sz w:val="28"/>
+                    </w:rPr>
+                  </w:pPr>
+                  <w:r>
+                    <w:rPr>
+                      <w:rFonts w:ascii="TH SarabunPSK" w:hAnsi="TH SarabunPSK" w:cs="TH SarabunPSK" w:hint="cs"/>
+                      <w:sz w:val="28"/>
+                    </w:rPr>
+                    <w:t>${</w:t>
+                  </w:r>
+                  <w:r>
+                    <w:rPr>
+                      <w:rFonts w:ascii="TH SarabunPSK" w:hAnsi="TH SarabunPSK" w:cs="TH SarabunPSK"/>
+                      <w:sz w:val="28"/>
+                    </w:rPr>
+                    <w:t>position</w:t>
+                  </w:r>
+                  <w:r>
+                    <w:rPr>
+                      <w:rFonts w:ascii="TH SarabunPSK" w:hAnsi="TH SarabunPSK" w:cs="TH SarabunPSK" w:hint="cs"/>
+                      <w:sz w:val="28"/>
+                    </w:rPr>
+                    <w:t>}</w:t>
+                  </w:r>
+                </w:p>
+              </w:txbxContent>
+            </v:textbox>
+          </v:shape>
+        </w:pict>
+      </w:r>
+      <w:r>
+        <w:rPr>
+          <w:noProof/>
+        </w:rPr>
         <w:pict w14:anchorId="22E18AD0">
           <v:shape id="_x0000_s2065" type="#_x0000_t202" style="position:absolute;margin-left:123.05pt;margin-top:20pt;width:144.5pt;height:22.75pt;z-index:251688960;visibility:visible;mso-height-percent:0;mso-wrap-distance-left:9pt;mso-wrap-distance-top:0;mso-wrap-distance-right:9pt;mso-wrap-distance-bottom:0;mso-position-horizontal-relative:text;mso-position-vertical-relative:text;mso-height-percent:0;mso-width-relative:margin;mso-height-relative:margin;v-text-anchor:top" o:gfxdata="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" filled="f" stroked="f" strokeweight=".5pt">
             <v:textbox style="mso-next-textbox:#_x0000_s2065">
@@ -413,48 +455,6 @@
                     <w:t>prefix_employee_name</w:t>
                   </w:r>
                   <w:proofErr w:type="spellEnd"/>
-                  <w:r>
-                    <w:rPr>
-                      <w:rFonts w:ascii="TH SarabunPSK" w:hAnsi="TH SarabunPSK" w:cs="TH SarabunPSK" w:hint="cs"/>
-                      <w:sz w:val="28"/>
-                    </w:rPr>
-                    <w:t>}</w:t>
-                  </w:r>
-                </w:p>
-              </w:txbxContent>
-            </v:textbox>
-          </v:shape>
-        </w:pict>
-      </w:r>
-      <w:r>
-        <w:rPr>
-          <w:noProof/>
-        </w:rPr>
-        <w:pict w14:anchorId="68843B03">
-          <v:shape id="_x0000_s2066" type="#_x0000_t202" style="position:absolute;margin-left:325.2pt;margin-top:21pt;width:58.3pt;height:21.75pt;z-index:251691008;visibility:visible;mso-wrap-style:square;mso-width-percent:0;mso-wrap-distance-left:9pt;mso-wrap-distance-top:0;mso-wrap-distance-right:9pt;mso-wrap-distance-bottom:0;mso-position-horizontal-relative:text;mso-position-vertical-relative:text;mso-width-percent:0;mso-width-relative:margin;v-text-anchor:top" o:gfxdata="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" filled="f" stroked="f" strokeweight=".5pt">
-            <v:textbox style="mso-next-textbox:#_x0000_s2066">
-              <w:txbxContent>
-                <w:p>
-                  <w:pPr>
-                    <w:rPr>
-                      <w:rFonts w:ascii="TH SarabunPSK" w:hAnsi="TH SarabunPSK" w:cs="TH SarabunPSK"/>
-                      <w:sz w:val="28"/>
-                    </w:rPr>
-                  </w:pPr>
-                  <w:r>
-                    <w:rPr>
-                      <w:rFonts w:ascii="TH SarabunPSK" w:hAnsi="TH SarabunPSK" w:cs="TH SarabunPSK" w:hint="cs"/>
-                      <w:sz w:val="28"/>
-                    </w:rPr>
-                    <w:t>${</w:t>
-                  </w:r>
-                  <w:r>
-                    <w:rPr>
-                      <w:rFonts w:ascii="TH SarabunPSK" w:hAnsi="TH SarabunPSK" w:cs="TH SarabunPSK"/>
-                      <w:sz w:val="28"/>
-                    </w:rPr>
-                    <w:t>position</w:t>
-                  </w:r>
                   <w:r>
                     <w:rPr>
                       <w:rFonts w:ascii="TH SarabunPSK" w:hAnsi="TH SarabunPSK" w:cs="TH SarabunPSK" w:hint="cs"/>
@@ -946,15 +946,7 @@
                       <w:sz w:val="28"/>
                       <w:cs/>
                     </w:rPr>
-                    <w:t xml:space="preserve">             </w:t>
-                  </w:r>
-                  <w:r>
-                    <w:rPr>
-                      <w:rFonts w:ascii="TH SarabunPSK" w:hAnsi="TH SarabunPSK" w:cs="TH SarabunPSK" w:hint="cs"/>
-                      <w:sz w:val="28"/>
-                      <w:cs/>
-                    </w:rPr>
-                    <w:t xml:space="preserve">-                                    -                               </w:t>
+                    <w:t xml:space="preserve">             -                                    -                               </w:t>
                   </w:r>
                 </w:p>
               </w:txbxContent>
@@ -983,15 +975,7 @@
                       <w:sz w:val="28"/>
                       <w:cs/>
                     </w:rPr>
-                    <w:t xml:space="preserve">             </w:t>
-                  </w:r>
-                  <w:r>
-                    <w:rPr>
-                      <w:rFonts w:ascii="TH SarabunPSK" w:hAnsi="TH SarabunPSK" w:cs="TH SarabunPSK" w:hint="cs"/>
-                      <w:sz w:val="28"/>
-                      <w:cs/>
-                    </w:rPr>
-                    <w:t xml:space="preserve">-                                    -                               </w:t>
+                    <w:t xml:space="preserve">             -                                    -                               </w:t>
                   </w:r>
                 </w:p>
               </w:txbxContent>
